--- a/Prompts/directional_sentiment_prompt.docx
+++ b/Prompts/directional_sentiment_prompt.docx
@@ -4,42 +4,111 @@
   <w:body>
     <w:p>
       <w:pPr>
+        <w:pStyle w:val="Heading4"/>
+        <w:rPr>
+          <w:color w:val="auto"/>
+        </w:rPr>
+      </w:pPr>
+      <w:r>
+        <w:rPr>
+          <w:color w:val="auto"/>
+        </w:rPr>
+        <w:t>Role:</w:t>
+      </w:r>
+    </w:p>
+    <w:p>
+      <w:pPr>
         <w:spacing w:line="240" w:lineRule="auto"/>
       </w:pPr>
       <w:r>
-        <w:t xml:space="preserve">You are an expert financial news analyst trained to evaluate the </w:t>
-      </w:r>
-      <w:r>
-        <w:rPr>
-          <w:i/>
-          <w:iCs/>
-        </w:rPr>
-        <w:t>Directional Sentiment</w:t>
-      </w:r>
-      <w:r>
-        <w:t xml:space="preserve"> of financial news.</w:t>
-      </w:r>
-      <w:r>
-        <w:br/>
-        <w:t>Your task is to process every row independently and output a new CSV file with directional sentiment scoring columns.</w:t>
+        <w:t xml:space="preserve">You are a </w:t>
+      </w:r>
+      <w:r>
+        <w:t>professional</w:t>
+      </w:r>
+      <w:r>
+        <w:t xml:space="preserve"> financial</w:t>
+      </w:r>
+      <w:r>
+        <w:t>-</w:t>
+      </w:r>
+      <w:r>
+        <w:t>markets</w:t>
+      </w:r>
+      <w:r>
+        <w:t xml:space="preserve"> analyst </w:t>
+      </w:r>
+      <w:r>
+        <w:t xml:space="preserve">specializing in </w:t>
+      </w:r>
+      <w:r>
+        <w:t xml:space="preserve">evaluating </w:t>
+      </w:r>
+      <w:r>
+        <w:t>short-horizon directional sentiment for publicly traded companies.</w:t>
       </w:r>
     </w:p>
     <w:p>
       <w:pPr>
         <w:spacing w:line="240" w:lineRule="auto"/>
-        <w:rPr>
-          <w:b/>
-          <w:bCs/>
-          <w:sz w:val="28"/>
-          <w:szCs w:val="28"/>
-        </w:rPr>
-      </w:pPr>
-      <w:r>
-        <w:rPr>
-          <w:b/>
-          <w:bCs/>
-          <w:sz w:val="28"/>
-          <w:szCs w:val="28"/>
+      </w:pPr>
+      <w:r>
+        <w:t xml:space="preserve">Your task is to </w:t>
+      </w:r>
+      <w:r>
+        <w:t>assess</w:t>
+      </w:r>
+      <w:r>
+        <w:t xml:space="preserve"> each news article independently and determine whether </w:t>
+      </w:r>
+      <w:proofErr w:type="gramStart"/>
+      <w:r>
+        <w:t>it</w:t>
+      </w:r>
+      <w:proofErr w:type="gramEnd"/>
+      <w:r>
+        <w:t xml:space="preserve"> </w:t>
+      </w:r>
+      <w:r>
+        <w:t xml:space="preserve">content </w:t>
+      </w:r>
+      <w:r>
+        <w:t xml:space="preserve">implies a positive, negative, or </w:t>
+      </w:r>
+      <w:proofErr w:type="gramStart"/>
+      <w:r>
+        <w:t>neutral</w:t>
+      </w:r>
+      <w:proofErr w:type="gramEnd"/>
+      <w:r>
+        <w:t xml:space="preserve"> </w:t>
+      </w:r>
+      <w:r>
+        <w:t>near</w:t>
+      </w:r>
+      <w:r>
+        <w:t xml:space="preserve">-term directional </w:t>
+      </w:r>
+      <w:r>
+        <w:t xml:space="preserve">impact on the target company’s stock over the next </w:t>
+      </w:r>
+      <w:r>
+        <w:t>week</w:t>
+      </w:r>
+      <w:r>
+        <w:t>.</w:t>
+      </w:r>
+    </w:p>
+    <w:p>
+      <w:pPr>
+        <w:pStyle w:val="Heading4"/>
+        <w:rPr>
+          <w:color w:val="auto"/>
+        </w:rPr>
+      </w:pPr>
+      <w:r>
+        <w:rPr>
+          <w:color w:val="auto"/>
         </w:rPr>
         <w:t>Target Company</w:t>
       </w:r>
@@ -54,13 +123,7 @@
         <w:spacing w:line="240" w:lineRule="auto"/>
       </w:pPr>
       <w:r>
-        <w:t xml:space="preserve">Company name: </w:t>
-      </w:r>
-      <w:r>
-        <w:rPr>
-          <w:color w:val="EE0000"/>
-        </w:rPr>
-        <w:t>&lt;Company Name&gt;</w:t>
+        <w:t>Company name: &lt;Company Name&gt;</w:t>
       </w:r>
     </w:p>
     <w:p>
@@ -73,13 +136,7 @@
         <w:spacing w:line="240" w:lineRule="auto"/>
       </w:pPr>
       <w:r>
-        <w:t xml:space="preserve">Ticker: </w:t>
-      </w:r>
-      <w:r>
-        <w:rPr>
-          <w:color w:val="EE0000"/>
-        </w:rPr>
-        <w:t>&lt;Company Ticker&gt;</w:t>
+        <w:t>Ticker: &lt;Company Ticker&gt;</w:t>
       </w:r>
     </w:p>
     <w:p>
@@ -98,56 +155,24 @@
           <w:kern w:val="0"/>
           <w14:ligatures w14:val="none"/>
         </w:rPr>
-        <w:t xml:space="preserve">Your job is to determine whether each article implies a </w:t>
-      </w:r>
-      <w:r>
-        <w:rPr>
-          <w:rFonts w:eastAsia="Times New Roman" w:cs="Segoe UI"/>
-          <w:kern w:val="0"/>
-          <w14:ligatures w14:val="none"/>
-        </w:rPr>
-        <w:t>positive</w:t>
-      </w:r>
-      <w:r>
-        <w:rPr>
-          <w:rFonts w:eastAsia="Times New Roman" w:cs="Segoe UI"/>
-          <w:kern w:val="0"/>
-          <w14:ligatures w14:val="none"/>
-        </w:rPr>
-        <w:t xml:space="preserve">, </w:t>
-      </w:r>
-      <w:r>
-        <w:rPr>
-          <w:rFonts w:eastAsia="Times New Roman" w:cs="Segoe UI"/>
-          <w:kern w:val="0"/>
-          <w14:ligatures w14:val="none"/>
-        </w:rPr>
-        <w:t>negative</w:t>
-      </w:r>
-      <w:r>
-        <w:rPr>
-          <w:rFonts w:eastAsia="Times New Roman" w:cs="Segoe UI"/>
-          <w:kern w:val="0"/>
-          <w14:ligatures w14:val="none"/>
-        </w:rPr>
-        <w:t xml:space="preserve">, or neutral impact on </w:t>
-      </w:r>
-      <w:r>
-        <w:rPr>
-          <w:rFonts w:eastAsia="Times New Roman" w:cs="Courier New"/>
-          <w:color w:val="EE0000"/>
-          <w:kern w:val="0"/>
-          <w14:ligatures w14:val="none"/>
-        </w:rPr>
-        <w:t>&lt;Company Ticker&gt;</w:t>
-      </w:r>
-      <w:r>
-        <w:rPr>
-          <w:rFonts w:eastAsia="Times New Roman" w:cs="Segoe UI"/>
-          <w:kern w:val="0"/>
-          <w14:ligatures w14:val="none"/>
-        </w:rPr>
-        <w:t>’s stock over the next week.</w:t>
+        <w:t>Treat the company name and ticker as equivalent references to the same target.</w:t>
+      </w:r>
+    </w:p>
+    <w:p>
+      <w:pPr>
+        <w:pStyle w:val="Heading4"/>
+        <w:rPr>
+          <w:rFonts w:eastAsia="Times New Roman" w:cs="Segoe UI"/>
+          <w:color w:val="auto"/>
+          <w:kern w:val="0"/>
+          <w14:ligatures w14:val="none"/>
+        </w:rPr>
+      </w:pPr>
+      <w:r>
+        <w:rPr>
+          <w:color w:val="auto"/>
+        </w:rPr>
+        <w:t>Input Format (CSV)</w:t>
       </w:r>
     </w:p>
     <w:p>
@@ -161,30 +186,28 @@
         </w:rPr>
       </w:pPr>
       <w:r>
-        <w:rPr>
-          <w:b/>
-          <w:bCs/>
-          <w:sz w:val="28"/>
-          <w:szCs w:val="28"/>
-        </w:rPr>
-        <w:t>Input Format (ALWAYS a CSV file)</w:t>
-      </w:r>
-    </w:p>
-    <w:p>
-      <w:pPr>
-        <w:spacing w:line="240" w:lineRule="auto"/>
-      </w:pPr>
-      <w:r>
-        <w:t xml:space="preserve">The CSV you receive will contain </w:t>
+        <w:t>Y</w:t>
+      </w:r>
+      <w:r>
+        <w:t xml:space="preserve">ou </w:t>
+      </w:r>
+      <w:r>
+        <w:t xml:space="preserve">will </w:t>
+      </w:r>
+      <w:r>
+        <w:t xml:space="preserve">receive </w:t>
+      </w:r>
+      <w:r>
+        <w:t xml:space="preserve">a CSV file with </w:t>
       </w:r>
       <w:r>
         <w:t xml:space="preserve">exactly </w:t>
       </w:r>
       <w:r>
-        <w:t>the</w:t>
-      </w:r>
-      <w:r>
-        <w:t>se</w:t>
+        <w:t xml:space="preserve">these </w:t>
+      </w:r>
+      <w:r>
+        <w:t>four</w:t>
       </w:r>
       <w:r>
         <w:t xml:space="preserve"> columns:</w:t>
@@ -247,30 +270,41 @@
         <w:spacing w:line="240" w:lineRule="auto"/>
       </w:pPr>
       <w:r>
-        <w:t>Each row is one news article.</w:t>
-      </w:r>
-      <w:r>
-        <w:t xml:space="preserve"> Process rows independently.</w:t>
+        <w:t xml:space="preserve">Each row </w:t>
+      </w:r>
+      <w:r>
+        <w:t>represents</w:t>
+      </w:r>
+      <w:r>
+        <w:t xml:space="preserve"> one news article.</w:t>
       </w:r>
     </w:p>
     <w:p>
       <w:pPr>
         <w:spacing w:line="240" w:lineRule="auto"/>
-        <w:rPr>
-          <w:b/>
-          <w:bCs/>
-          <w:sz w:val="28"/>
-          <w:szCs w:val="28"/>
-        </w:rPr>
-      </w:pPr>
-      <w:r>
-        <w:rPr>
-          <w:b/>
-          <w:bCs/>
-          <w:sz w:val="28"/>
-          <w:szCs w:val="28"/>
-        </w:rPr>
-        <w:t>Required Output Format (Also CSV – EXACTLY 5 columns)</w:t>
+      </w:pPr>
+      <w:r>
+        <w:t xml:space="preserve">Process </w:t>
+      </w:r>
+      <w:r>
+        <w:t xml:space="preserve">each </w:t>
+      </w:r>
+      <w:r>
+        <w:t>row independently.</w:t>
+      </w:r>
+    </w:p>
+    <w:p>
+      <w:pPr>
+        <w:pStyle w:val="Heading4"/>
+        <w:rPr>
+          <w:color w:val="auto"/>
+        </w:rPr>
+      </w:pPr>
+      <w:r>
+        <w:rPr>
+          <w:color w:val="auto"/>
+        </w:rPr>
+        <w:t>Required Output Format (CSV)</w:t>
       </w:r>
     </w:p>
     <w:p>
@@ -278,19 +312,13 @@
         <w:spacing w:line="240" w:lineRule="auto"/>
       </w:pPr>
       <w:r>
-        <w:t>O</w:t>
-      </w:r>
-      <w:r>
-        <w:t>utput ONLY the</w:t>
-      </w:r>
-      <w:r>
-        <w:t>se</w:t>
-      </w:r>
-      <w:r>
-        <w:t xml:space="preserve"> five columns i</w:t>
-      </w:r>
-      <w:r>
-        <w:t>n this exact order:</w:t>
+        <w:t xml:space="preserve">Return a CSV </w:t>
+      </w:r>
+      <w:r>
+        <w:t>with</w:t>
+      </w:r>
+      <w:r>
+        <w:t xml:space="preserve"> exactly five columns in this order:</w:t>
       </w:r>
     </w:p>
     <w:p>
@@ -315,9 +343,11 @@
         </w:numPr>
         <w:spacing w:line="240" w:lineRule="auto"/>
       </w:pPr>
-      <w:r>
-        <w:t>directional_ score</w:t>
-      </w:r>
+      <w:proofErr w:type="spellStart"/>
+      <w:r>
+        <w:t>directional_score</w:t>
+      </w:r>
+      <w:proofErr w:type="spellEnd"/>
     </w:p>
     <w:p>
       <w:pPr>
@@ -363,343 +393,102 @@
     <w:p>
       <w:pPr>
         <w:spacing w:line="240" w:lineRule="auto"/>
-        <w:rPr>
-          <w:b/>
-          <w:bCs/>
-        </w:rPr>
-      </w:pPr>
-      <w:r>
-        <w:rPr>
-          <w:b/>
-          <w:bCs/>
-        </w:rPr>
-        <w:t>Definitions</w:t>
-      </w:r>
-    </w:p>
-    <w:p>
-      <w:pPr>
-        <w:pStyle w:val="ListParagraph"/>
-        <w:numPr>
-          <w:ilvl w:val="0"/>
-          <w:numId w:val="3"/>
-        </w:numPr>
+      </w:pPr>
+      <w:r>
+        <w:t>N</w:t>
+      </w:r>
+      <w:r>
+        <w:t xml:space="preserve">o commentary, no </w:t>
+      </w:r>
+      <w:r>
+        <w:t>m</w:t>
+      </w:r>
+      <w:r>
+        <w:t>arkdown</w:t>
+      </w:r>
+      <w:r>
+        <w:t>, no explanations outside the CSV.</w:t>
+      </w:r>
+    </w:p>
+    <w:p>
+      <w:pPr>
         <w:spacing w:line="240" w:lineRule="auto"/>
-        <w:rPr>
-          <w:i/>
-          <w:iCs/>
-        </w:rPr>
-      </w:pPr>
-      <w:r>
-        <w:rPr>
-          <w:i/>
-          <w:iCs/>
-        </w:rPr>
-        <w:t>directional_ score</w:t>
-      </w:r>
-      <w:r>
-        <w:rPr>
-          <w:i/>
-          <w:iCs/>
-        </w:rPr>
-        <w:t xml:space="preserve"> </w:t>
-      </w:r>
-      <w:r>
-        <w:t>is a float in</w:t>
-      </w:r>
-      <w:r>
-        <w:rPr>
-          <w:b/>
-          <w:bCs/>
-        </w:rPr>
-        <w:t xml:space="preserve"> </w:t>
-      </w:r>
-      <w:r>
-        <w:t>[</w:t>
-      </w:r>
-      <w:r>
-        <w:t>-1</w:t>
-      </w:r>
-      <w:r>
-        <w:t xml:space="preserve">,1], </w:t>
-      </w:r>
-      <w:r>
-        <w:t>reflecting next-week expected directional movement:</w:t>
-      </w:r>
-    </w:p>
-    <w:p>
-      <w:pPr>
-        <w:pStyle w:val="ListParagraph"/>
-        <w:numPr>
-          <w:ilvl w:val="2"/>
-          <w:numId w:val="3"/>
-        </w:numPr>
+      </w:pPr>
+      <w:r>
+        <w:t>Ensure the number of rows in the output CSV matches the input CSV.</w:t>
+      </w:r>
+    </w:p>
+    <w:p>
+      <w:pPr>
+        <w:pStyle w:val="Heading4"/>
+        <w:rPr>
+          <w:color w:val="auto"/>
+        </w:rPr>
+      </w:pPr>
+      <w:r>
+        <w:rPr>
+          <w:color w:val="auto"/>
+        </w:rPr>
+        <w:t>Definition</w:t>
+      </w:r>
+      <w:r>
+        <w:rPr>
+          <w:color w:val="auto"/>
+        </w:rPr>
+        <w:t xml:space="preserve"> of </w:t>
+      </w:r>
+      <w:r>
+        <w:rPr>
+          <w:color w:val="auto"/>
+        </w:rPr>
+        <w:t xml:space="preserve">Directional </w:t>
+      </w:r>
+      <w:r>
+        <w:rPr>
+          <w:color w:val="auto"/>
+        </w:rPr>
+        <w:t>Sentiment</w:t>
+      </w:r>
+    </w:p>
+    <w:p>
+      <w:r>
+        <w:t>Directional Sentiment = the expected near-term stock price direction implied solely by the article’s content.</w:t>
+      </w:r>
+    </w:p>
+    <w:p>
+      <w:r>
+        <w:t>Directional Sentiment is direction, not importance.</w:t>
+      </w:r>
+    </w:p>
+    <w:p>
+      <w:pPr>
+        <w:pStyle w:val="Heading4"/>
+        <w:rPr>
+          <w:rFonts w:eastAsia="Yu Gothic"/>
+          <w:color w:val="auto"/>
+          <w:lang w:eastAsia="ja-JP"/>
+        </w:rPr>
+      </w:pPr>
+      <w:r>
+        <w:rPr>
+          <w:color w:val="auto"/>
+        </w:rPr>
+        <w:lastRenderedPageBreak/>
+        <w:t>Categories and Score Ranges</w:t>
+      </w:r>
+    </w:p>
+    <w:p>
+      <w:pPr>
         <w:spacing w:line="240" w:lineRule="auto"/>
       </w:pPr>
       <w:r>
-        <w:t xml:space="preserve">Positive </w:t>
-      </w:r>
-      <w:r>
-        <w:sym w:font="Wingdings" w:char="F0E0"/>
-      </w:r>
-      <w:r>
-        <w:t xml:space="preserve"> bullish (0.60 to 1.00)</w:t>
-      </w:r>
-    </w:p>
-    <w:p>
-      <w:pPr>
-        <w:pStyle w:val="ListParagraph"/>
-        <w:numPr>
-          <w:ilvl w:val="2"/>
-          <w:numId w:val="3"/>
-        </w:numPr>
-        <w:spacing w:line="240" w:lineRule="auto"/>
-      </w:pPr>
-      <w:r>
-        <w:t xml:space="preserve">Negative </w:t>
-      </w:r>
-      <w:r>
-        <w:sym w:font="Wingdings" w:char="F0E0"/>
-      </w:r>
-      <w:r>
-        <w:t xml:space="preserve"> bearish (-0.6 to -1.00)</w:t>
-      </w:r>
-    </w:p>
-    <w:p>
-      <w:pPr>
-        <w:pStyle w:val="ListParagraph"/>
-        <w:numPr>
-          <w:ilvl w:val="2"/>
-          <w:numId w:val="3"/>
-        </w:numPr>
-        <w:spacing w:line="240" w:lineRule="auto"/>
-      </w:pPr>
-      <w:r>
-        <w:t xml:space="preserve">Minimal directional impact </w:t>
-      </w:r>
-      <w:r>
-        <w:sym w:font="Wingdings" w:char="F0E0"/>
-      </w:r>
-      <w:r>
-        <w:t xml:space="preserve"> neutral (-0.59 to +0.59)</w:t>
-      </w:r>
-    </w:p>
-    <w:p>
-      <w:pPr>
-        <w:pStyle w:val="ListParagraph"/>
-        <w:numPr>
-          <w:ilvl w:val="0"/>
-          <w:numId w:val="3"/>
-        </w:numPr>
-        <w:spacing w:line="240" w:lineRule="auto"/>
-      </w:pPr>
-      <w:r>
-        <w:rPr>
-          <w:i/>
-          <w:iCs/>
-        </w:rPr>
-        <w:t>category</w:t>
-      </w:r>
-      <w:r>
-        <w:t> </w:t>
-      </w:r>
-      <w:r>
-        <w:rPr>
-          <w:rFonts w:ascii="Cambria Math" w:hAnsi="Cambria Math" w:cs="Cambria Math"/>
-        </w:rPr>
-        <w:t>∈</w:t>
-      </w:r>
-      <w:r>
-        <w:t xml:space="preserve"> {</w:t>
-      </w:r>
-      <w:r>
-        <w:t>Bullish</w:t>
-      </w:r>
-      <w:r>
-        <w:t xml:space="preserve">, </w:t>
-      </w:r>
-      <w:r>
-        <w:t>Bearish</w:t>
-      </w:r>
-      <w:r>
-        <w:t xml:space="preserve">, </w:t>
-      </w:r>
-      <w:r>
-        <w:t>neutral</w:t>
-      </w:r>
-      <w:r>
-        <w:t>}</w:t>
-      </w:r>
-    </w:p>
-    <w:p>
-      <w:pPr>
-        <w:pStyle w:val="ListParagraph"/>
-        <w:numPr>
-          <w:ilvl w:val="0"/>
-          <w:numId w:val="3"/>
-        </w:numPr>
-        <w:spacing w:line="240" w:lineRule="auto"/>
-      </w:pPr>
-      <w:r>
-        <w:rPr>
-          <w:i/>
-          <w:iCs/>
-        </w:rPr>
-        <w:t>rationale</w:t>
-      </w:r>
-      <w:r>
-        <w:t> is one</w:t>
-      </w:r>
-      <w:r>
-        <w:t xml:space="preserve"> concise </w:t>
-      </w:r>
-      <w:r>
-        <w:t>sentence expla</w:t>
-      </w:r>
-      <w:r>
-        <w:t>ining the rating</w:t>
-      </w:r>
-    </w:p>
-    <w:p>
-      <w:pPr>
-        <w:pStyle w:val="ListParagraph"/>
-        <w:numPr>
-          <w:ilvl w:val="0"/>
-          <w:numId w:val="3"/>
-        </w:numPr>
-        <w:spacing w:line="240" w:lineRule="auto"/>
-      </w:pPr>
-      <w:proofErr w:type="spellStart"/>
-      <w:r>
-        <w:rPr>
-          <w:i/>
-          <w:iCs/>
-        </w:rPr>
-        <w:t>evidence_spans</w:t>
-      </w:r>
-      <w:proofErr w:type="spellEnd"/>
-      <w:r>
-        <w:t xml:space="preserve"> is a JSON-style list of 1–3 exact quotes from the row </w:t>
-      </w:r>
-      <w:r>
-        <w:t xml:space="preserve">(headline and/or summary) </w:t>
-      </w:r>
-      <w:r>
-        <w:t>that justify your decision</w:t>
-      </w:r>
-      <w:r>
-        <w:t>. Use correct CSV escaping.</w:t>
-      </w:r>
-    </w:p>
-    <w:p>
-      <w:pPr>
-        <w:widowControl/>
-        <w:spacing w:after="0" w:line="300" w:lineRule="atLeast"/>
-        <w:rPr>
-          <w:rFonts w:eastAsia="Times New Roman" w:cs="Segoe UI"/>
-          <w:b/>
-          <w:bCs/>
-          <w:kern w:val="0"/>
-          <w:sz w:val="28"/>
-          <w:szCs w:val="28"/>
-          <w14:ligatures w14:val="none"/>
-        </w:rPr>
-      </w:pPr>
-      <w:r>
-        <w:rPr>
-          <w:rFonts w:eastAsia="Times New Roman" w:cs="Segoe UI"/>
-          <w:b/>
-          <w:bCs/>
-          <w:kern w:val="0"/>
-          <w:sz w:val="28"/>
-          <w:szCs w:val="28"/>
-          <w14:ligatures w14:val="none"/>
-        </w:rPr>
-        <w:lastRenderedPageBreak/>
-        <w:t>Scoring Framework: What “Directional Sentiment” Means</w:t>
-      </w:r>
-    </w:p>
-    <w:p>
-      <w:pPr>
-        <w:widowControl/>
-        <w:spacing w:after="0" w:line="300" w:lineRule="atLeast"/>
-        <w:rPr>
-          <w:rFonts w:eastAsia="Times New Roman" w:cs="Segoe UI"/>
-          <w:kern w:val="0"/>
-          <w14:ligatures w14:val="none"/>
-        </w:rPr>
-      </w:pPr>
-      <w:r>
-        <w:rPr>
-          <w:rFonts w:eastAsia="Times New Roman" w:cs="Segoe UI"/>
-          <w:kern w:val="0"/>
-          <w14:ligatures w14:val="none"/>
-        </w:rPr>
-        <w:t>Directional sentiment measures whether the article—given its content—is likely to increase, decrease, or not meaningfully change &lt;Company Ticker&gt;'s stock price over the next week.</w:t>
-      </w:r>
-    </w:p>
-    <w:p>
-      <w:pPr>
-        <w:widowControl/>
-        <w:spacing w:after="0" w:line="300" w:lineRule="atLeast"/>
-        <w:rPr>
-          <w:rFonts w:eastAsia="Times New Roman" w:cs="Segoe UI"/>
-          <w:kern w:val="0"/>
-          <w14:ligatures w14:val="none"/>
-        </w:rPr>
-      </w:pPr>
-      <w:r>
-        <w:rPr>
-          <w:rFonts w:eastAsia="Times New Roman" w:cs="Segoe UI"/>
-          <w:kern w:val="0"/>
-          <w14:ligatures w14:val="none"/>
-        </w:rPr>
-        <w:t>Unlike relevance, this score reflects direction, not importance.</w:t>
-      </w:r>
-      <w:r>
-        <w:rPr>
-          <w:rFonts w:eastAsia="Times New Roman" w:cs="Segoe UI"/>
-          <w:kern w:val="0"/>
-          <w14:ligatures w14:val="none"/>
-        </w:rPr>
-        <w:br/>
-        <w:t>Magnitude should match how clearly the article implies near</w:t>
-      </w:r>
-      <w:r>
-        <w:rPr>
-          <w:rFonts w:eastAsia="Times New Roman" w:cs="Segoe UI"/>
-          <w:kern w:val="0"/>
-          <w14:ligatures w14:val="none"/>
-        </w:rPr>
-        <w:noBreakHyphen/>
-        <w:t>term upside or downside.</w:t>
-      </w:r>
-    </w:p>
-    <w:p>
-      <w:pPr>
-        <w:spacing w:line="240" w:lineRule="auto"/>
-        <w:rPr>
-          <w:b/>
-          <w:bCs/>
-          <w:sz w:val="28"/>
-          <w:szCs w:val="28"/>
-        </w:rPr>
-      </w:pPr>
-      <w:r>
-        <w:rPr>
-          <w:b/>
-          <w:bCs/>
-          <w:sz w:val="28"/>
-          <w:szCs w:val="28"/>
-        </w:rPr>
-        <w:t>Categories and Score Ranges</w:t>
-      </w:r>
-    </w:p>
-    <w:p>
-      <w:pPr>
-        <w:spacing w:line="240" w:lineRule="auto"/>
-      </w:pPr>
-      <w:r>
-        <w:t>Assign one (and only one) category and a score in the corresponding range. Use the highest applicable category.</w:t>
+        <w:t xml:space="preserve">Assign one </w:t>
+      </w:r>
+      <w:r>
+        <w:t>(</w:t>
+      </w:r>
+      <w:r>
+        <w:t>and only one) category and a score in the corresponding range.</w:t>
       </w:r>
     </w:p>
     <w:p>
@@ -722,53 +511,19 @@
         <w:t xml:space="preserve"> (score </w:t>
       </w:r>
       <w:r>
-        <w:rPr>
-          <w:b/>
-          <w:bCs/>
-        </w:rPr>
         <w:t>0.</w:t>
       </w:r>
       <w:r>
-        <w:rPr>
-          <w:b/>
-          <w:bCs/>
-        </w:rPr>
         <w:t>6</w:t>
       </w:r>
       <w:r>
-        <w:rPr>
-          <w:b/>
-          <w:bCs/>
-        </w:rPr>
-        <w:t>0</w:t>
-      </w:r>
-      <w:r>
-        <w:rPr>
-          <w:b/>
-          <w:bCs/>
-        </w:rPr>
-        <w:t xml:space="preserve"> </w:t>
-      </w:r>
-      <w:r>
-        <w:rPr>
-          <w:b/>
-          <w:bCs/>
-        </w:rPr>
+        <w:t xml:space="preserve">0 </w:t>
+      </w:r>
+      <w:r>
         <w:t>to</w:t>
       </w:r>
       <w:r>
-        <w:rPr>
-          <w:b/>
-          <w:bCs/>
-        </w:rPr>
-        <w:t xml:space="preserve"> </w:t>
-      </w:r>
-      <w:r>
-        <w:rPr>
-          <w:b/>
-          <w:bCs/>
-        </w:rPr>
-        <w:t>1.00</w:t>
+        <w:t xml:space="preserve"> 1.00</w:t>
       </w:r>
       <w:r>
         <w:t>)</w:t>
@@ -791,32 +546,14 @@
           <w:kern w:val="0"/>
           <w14:ligatures w14:val="none"/>
         </w:rPr>
-        <w:t xml:space="preserve">News indicating likely </w:t>
-      </w:r>
-      <w:r>
-        <w:rPr>
-          <w:rFonts w:eastAsia="Times New Roman" w:cs="Segoe UI"/>
-          <w:b/>
-          <w:bCs/>
-          <w:kern w:val="0"/>
-          <w14:ligatures w14:val="none"/>
-        </w:rPr>
-        <w:t>near-term upward</w:t>
-      </w:r>
-      <w:r>
-        <w:rPr>
-          <w:rFonts w:eastAsia="Times New Roman" w:cs="Segoe UI"/>
-          <w:kern w:val="0"/>
-          <w14:ligatures w14:val="none"/>
-        </w:rPr>
-        <w:t xml:space="preserve"> movement in the target’s fundamentals or expected price.</w:t>
+        <w:t>Article conveys a clear and meaningful positive impact on near-term fundamentals or sentiment.</w:t>
       </w:r>
     </w:p>
     <w:p>
       <w:pPr>
         <w:widowControl/>
         <w:spacing w:after="0" w:line="300" w:lineRule="atLeast"/>
-        <w:ind w:firstLine="480"/>
+        <w:ind w:leftChars="200" w:left="480"/>
         <w:rPr>
           <w:rFonts w:eastAsia="Times New Roman" w:cs="Segoe UI"/>
           <w:b/>
@@ -835,38 +572,16 @@
         </w:rPr>
         <w:t xml:space="preserve">Bullish </w:t>
       </w:r>
-      <w:proofErr w:type="gramStart"/>
-      <w:r>
-        <w:rPr>
-          <w:rFonts w:eastAsia="Times New Roman" w:cs="Segoe UI"/>
-          <w:b/>
-          <w:bCs/>
-          <w:kern w:val="0"/>
-          <w14:ligatures w14:val="none"/>
-        </w:rPr>
-        <w:t>Indicators</w:t>
-      </w:r>
-      <w:r>
-        <w:rPr>
-          <w:rFonts w:eastAsia="Times New Roman" w:cs="Segoe UI"/>
-          <w:b/>
-          <w:bCs/>
-          <w:kern w:val="0"/>
-          <w14:ligatures w14:val="none"/>
-        </w:rPr>
-        <w:t xml:space="preserve"> examples</w:t>
-      </w:r>
-      <w:r>
-        <w:rPr>
-          <w:rFonts w:eastAsia="Times New Roman" w:cs="Segoe UI"/>
-          <w:b/>
-          <w:bCs/>
-          <w:kern w:val="0"/>
-          <w14:ligatures w14:val="none"/>
-        </w:rPr>
-        <w:t>:</w:t>
-      </w:r>
-      <w:proofErr w:type="gramEnd"/>
+      <w:r>
+        <w:rPr>
+          <w:rFonts w:eastAsia="Times New Roman" w:cs="Segoe UI"/>
+          <w:b/>
+          <w:bCs/>
+          <w:kern w:val="0"/>
+          <w14:ligatures w14:val="none"/>
+        </w:rPr>
+        <w:t>Indicators (examples):</w:t>
+      </w:r>
     </w:p>
     <w:p>
       <w:pPr>
@@ -886,7 +601,13 @@
         </w:rPr>
       </w:pPr>
       <w:r>
-        <w:t xml:space="preserve">Revenue growth, strong earnings, EPS/revenue beats </w:t>
+        <w:t>Revenue</w:t>
+      </w:r>
+      <w:r>
+        <w:t>/EPS beats</w:t>
+      </w:r>
+      <w:r>
+        <w:t xml:space="preserve"> growth, strong earnings</w:t>
       </w:r>
     </w:p>
     <w:p>
@@ -911,7 +632,7 @@
       </w:r>
       <w:r>
         <w:noBreakHyphen/>
-        <w:t xml:space="preserve">term outlook </w:t>
+        <w:t>term outlook</w:t>
       </w:r>
     </w:p>
     <w:p>
@@ -932,7 +653,7 @@
         </w:rPr>
       </w:pPr>
       <w:r>
-        <w:t xml:space="preserve">Margin expansion </w:t>
+        <w:t>Margin expansion</w:t>
       </w:r>
     </w:p>
     <w:p>
@@ -953,7 +674,7 @@
         </w:rPr>
       </w:pPr>
       <w:r>
-        <w:t xml:space="preserve">Favorable regulatory approvals </w:t>
+        <w:t>Favorable regulatory approvals</w:t>
       </w:r>
     </w:p>
     <w:p>
@@ -974,7 +695,7 @@
         </w:rPr>
       </w:pPr>
       <w:r>
-        <w:t xml:space="preserve">Accretive M&amp;A, partnership wins </w:t>
+        <w:t>Accretive M&amp;A, partnership wins</w:t>
       </w:r>
     </w:p>
     <w:p>
@@ -995,7 +716,7 @@
         </w:rPr>
       </w:pPr>
       <w:r>
-        <w:t xml:space="preserve">Strong product performance (e.g., device adoption, clinical success) </w:t>
+        <w:t xml:space="preserve">Strong product performance </w:t>
       </w:r>
     </w:p>
     <w:p>
@@ -1016,7 +737,7 @@
         </w:rPr>
       </w:pPr>
       <w:r>
-        <w:t xml:space="preserve">Cost improvements, debt reduction </w:t>
+        <w:t>Cost improvements, debt reduction</w:t>
       </w:r>
     </w:p>
     <w:p>
@@ -1037,7 +758,7 @@
         </w:rPr>
       </w:pPr>
       <w:r>
-        <w:t xml:space="preserve">Market share gains </w:t>
+        <w:t>Market share gains</w:t>
       </w:r>
     </w:p>
     <w:p>
@@ -1071,14 +792,21 @@
           <w:b/>
           <w:bCs/>
         </w:rPr>
-        <w:t>Suggested s</w:t>
-      </w:r>
-      <w:r>
-        <w:rPr>
-          <w:b/>
-          <w:bCs/>
-        </w:rPr>
-        <w:t>coring guide:</w:t>
+        <w:t xml:space="preserve">Suggested </w:t>
+      </w:r>
+      <w:r>
+        <w:rPr>
+          <w:b/>
+          <w:bCs/>
+        </w:rPr>
+        <w:t>scoring guide</w:t>
+      </w:r>
+      <w:r>
+        <w:rPr>
+          <w:b/>
+          <w:bCs/>
+        </w:rPr>
+        <w:t>:</w:t>
       </w:r>
     </w:p>
     <w:p>
@@ -1096,21 +824,37 @@
           <w:b/>
           <w:bCs/>
           <w:kern w:val="0"/>
-          <w:sz w:val="21"/>
-          <w:szCs w:val="21"/>
-          <w14:ligatures w14:val="none"/>
-        </w:rPr>
-        <w:t>0.95–1.00</w:t>
-      </w:r>
-      <w:r>
-        <w:rPr>
-          <w:rFonts w:eastAsia="Times New Roman" w:cs="Segoe UI"/>
-          <w:kern w:val="0"/>
-          <w:sz w:val="21"/>
-          <w:szCs w:val="21"/>
-          <w14:ligatures w14:val="none"/>
-        </w:rPr>
-        <w:t xml:space="preserve">: very strong directional impact </w:t>
+          <w14:ligatures w14:val="none"/>
+        </w:rPr>
+        <w:t>0.95</w:t>
+      </w:r>
+      <w:r>
+        <w:rPr>
+          <w:rFonts w:cs="Segoe UI" w:hint="eastAsia"/>
+          <w:b/>
+          <w:bCs/>
+          <w:kern w:val="0"/>
+          <w14:ligatures w14:val="none"/>
+        </w:rPr>
+        <w:t xml:space="preserve"> to </w:t>
+      </w:r>
+      <w:r>
+        <w:rPr>
+          <w:rFonts w:eastAsia="Times New Roman" w:cs="Segoe UI"/>
+          <w:b/>
+          <w:bCs/>
+          <w:kern w:val="0"/>
+          <w14:ligatures w14:val="none"/>
+        </w:rPr>
+        <w:t>1.00</w:t>
+      </w:r>
+      <w:r>
+        <w:rPr>
+          <w:rFonts w:eastAsia="Times New Roman" w:cs="Segoe UI"/>
+          <w:kern w:val="0"/>
+          <w14:ligatures w14:val="none"/>
+        </w:rPr>
+        <w:t>: very strong directional impact</w:t>
       </w:r>
     </w:p>
     <w:p>
@@ -1128,21 +872,37 @@
           <w:b/>
           <w:bCs/>
           <w:kern w:val="0"/>
-          <w:sz w:val="21"/>
-          <w:szCs w:val="21"/>
-          <w14:ligatures w14:val="none"/>
-        </w:rPr>
-        <w:t>0.85–0.94</w:t>
-      </w:r>
-      <w:r>
-        <w:rPr>
-          <w:rFonts w:eastAsia="Times New Roman" w:cs="Segoe UI"/>
-          <w:kern w:val="0"/>
-          <w:sz w:val="21"/>
-          <w:szCs w:val="21"/>
-          <w14:ligatures w14:val="none"/>
-        </w:rPr>
-        <w:t xml:space="preserve">: strong positive signal </w:t>
+          <w14:ligatures w14:val="none"/>
+        </w:rPr>
+        <w:t>0.85</w:t>
+      </w:r>
+      <w:r>
+        <w:rPr>
+          <w:rFonts w:cs="Segoe UI" w:hint="eastAsia"/>
+          <w:b/>
+          <w:bCs/>
+          <w:kern w:val="0"/>
+          <w14:ligatures w14:val="none"/>
+        </w:rPr>
+        <w:t xml:space="preserve"> to </w:t>
+      </w:r>
+      <w:r>
+        <w:rPr>
+          <w:rFonts w:eastAsia="Times New Roman" w:cs="Segoe UI"/>
+          <w:b/>
+          <w:bCs/>
+          <w:kern w:val="0"/>
+          <w14:ligatures w14:val="none"/>
+        </w:rPr>
+        <w:t>0.94</w:t>
+      </w:r>
+      <w:r>
+        <w:rPr>
+          <w:rFonts w:eastAsia="Times New Roman" w:cs="Segoe UI"/>
+          <w:kern w:val="0"/>
+          <w14:ligatures w14:val="none"/>
+        </w:rPr>
+        <w:t>: strong positive signal</w:t>
       </w:r>
     </w:p>
     <w:p>
@@ -1160,32 +920,62 @@
           <w:b/>
           <w:bCs/>
           <w:kern w:val="0"/>
-          <w:sz w:val="21"/>
-          <w:szCs w:val="21"/>
-          <w14:ligatures w14:val="none"/>
-        </w:rPr>
-        <w:t>0.70–0.84</w:t>
-      </w:r>
-      <w:r>
-        <w:rPr>
-          <w:rFonts w:eastAsia="Times New Roman" w:cs="Segoe UI"/>
-          <w:kern w:val="0"/>
-          <w:sz w:val="21"/>
-          <w:szCs w:val="21"/>
-          <w14:ligatures w14:val="none"/>
-        </w:rPr>
-        <w:t>: clear but moderate short</w:t>
-      </w:r>
-      <w:r>
-        <w:rPr>
-          <w:rFonts w:eastAsia="Times New Roman" w:cs="Segoe UI"/>
-          <w:kern w:val="0"/>
-          <w:sz w:val="21"/>
-          <w:szCs w:val="21"/>
+          <w14:ligatures w14:val="none"/>
+        </w:rPr>
+        <w:t>0.70</w:t>
+      </w:r>
+      <w:r>
+        <w:rPr>
+          <w:rFonts w:cs="Segoe UI" w:hint="eastAsia"/>
+          <w:b/>
+          <w:bCs/>
+          <w:kern w:val="0"/>
+          <w14:ligatures w14:val="none"/>
+        </w:rPr>
+        <w:t xml:space="preserve"> to </w:t>
+      </w:r>
+      <w:r>
+        <w:rPr>
+          <w:rFonts w:eastAsia="Times New Roman" w:cs="Segoe UI"/>
+          <w:b/>
+          <w:bCs/>
+          <w:kern w:val="0"/>
+          <w14:ligatures w14:val="none"/>
+        </w:rPr>
+        <w:t>0.84</w:t>
+      </w:r>
+      <w:r>
+        <w:rPr>
+          <w:rFonts w:eastAsia="Times New Roman" w:cs="Segoe UI"/>
+          <w:kern w:val="0"/>
+          <w14:ligatures w14:val="none"/>
+        </w:rPr>
+        <w:t>: clear</w:t>
+      </w:r>
+      <w:r>
+        <w:rPr>
+          <w:rFonts w:eastAsia="Times New Roman" w:cs="Segoe UI"/>
+          <w:kern w:val="0"/>
+          <w14:ligatures w14:val="none"/>
+        </w:rPr>
+        <w:t>/</w:t>
+      </w:r>
+      <w:r>
+        <w:rPr>
+          <w:rFonts w:eastAsia="Times New Roman" w:cs="Segoe UI"/>
+          <w:kern w:val="0"/>
+          <w14:ligatures w14:val="none"/>
+        </w:rPr>
+        <w:t>moderate short</w:t>
+      </w:r>
+      <w:r>
+        <w:rPr>
+          <w:rFonts w:eastAsia="Times New Roman" w:cs="Segoe UI"/>
+          <w:kern w:val="0"/>
           <w14:ligatures w14:val="none"/>
         </w:rPr>
         <w:noBreakHyphen/>
-        <w:t xml:space="preserve">term upside </w:t>
+        <w:t>term upside</w:t>
       </w:r>
     </w:p>
     <w:p>
@@ -1212,14 +1002,7 @@
           <w:b/>
           <w:bCs/>
         </w:rPr>
-        <w:t>-</w:t>
-      </w:r>
-      <w:r>
-        <w:rPr>
-          <w:b/>
-          <w:bCs/>
-        </w:rPr>
-        <w:t>0.</w:t>
+        <w:t>-0.</w:t>
       </w:r>
       <w:r>
         <w:rPr>
@@ -1262,42 +1045,25 @@
         <w:rPr>
           <w:rFonts w:eastAsia="Times New Roman" w:cs="Segoe UI"/>
           <w:kern w:val="0"/>
-          <w:sz w:val="21"/>
-          <w:szCs w:val="21"/>
-          <w14:ligatures w14:val="none"/>
-        </w:rPr>
-      </w:pPr>
-      <w:r>
-        <w:rPr>
-          <w:rFonts w:eastAsia="Times New Roman" w:cs="Segoe UI"/>
-          <w:kern w:val="0"/>
-          <w:sz w:val="21"/>
-          <w:szCs w:val="21"/>
-          <w14:ligatures w14:val="none"/>
-        </w:rPr>
-        <w:t xml:space="preserve">News indicating likely </w:t>
-      </w:r>
-      <w:r>
-        <w:rPr>
-          <w:rFonts w:eastAsia="Times New Roman" w:cs="Segoe UI"/>
-          <w:b/>
-          <w:bCs/>
-          <w:kern w:val="0"/>
-          <w:sz w:val="21"/>
-          <w:szCs w:val="21"/>
-          <w14:ligatures w14:val="none"/>
-        </w:rPr>
-        <w:t>near-term downward</w:t>
-      </w:r>
-      <w:r>
-        <w:rPr>
-          <w:rFonts w:eastAsia="Times New Roman" w:cs="Segoe UI"/>
-          <w:kern w:val="0"/>
-          <w:sz w:val="21"/>
-          <w:szCs w:val="21"/>
-          <w14:ligatures w14:val="none"/>
-        </w:rPr>
-        <w:t xml:space="preserve"> movement.</w:t>
+          <w14:ligatures w14:val="none"/>
+        </w:rPr>
+      </w:pPr>
+      <w:r>
+        <w:rPr>
+          <w:rFonts w:eastAsia="Times New Roman" w:cs="Segoe UI"/>
+          <w:kern w:val="0"/>
+          <w14:ligatures w14:val="none"/>
+        </w:rPr>
+        <w:t>Article conveys a clear and meaningful negative near</w:t>
+      </w:r>
+      <w:r>
+        <w:rPr>
+          <w:rFonts w:eastAsia="Times New Roman" w:cs="Segoe UI"/>
+          <w:kern w:val="0"/>
+          <w14:ligatures w14:val="none"/>
+        </w:rPr>
+        <w:noBreakHyphen/>
+        <w:t>term impact.</w:t>
       </w:r>
     </w:p>
     <w:p>
@@ -1310,43 +1076,55 @@
           <w:b/>
           <w:bCs/>
           <w:kern w:val="0"/>
-          <w:sz w:val="21"/>
-          <w:szCs w:val="21"/>
-          <w14:ligatures w14:val="none"/>
-        </w:rPr>
-      </w:pPr>
-      <w:r>
-        <w:rPr>
-          <w:rFonts w:eastAsia="Times New Roman" w:cs="Segoe UI"/>
-          <w:b/>
-          <w:bCs/>
-          <w:kern w:val="0"/>
-          <w:sz w:val="21"/>
-          <w:szCs w:val="21"/>
-          <w14:ligatures w14:val="none"/>
-        </w:rPr>
-        <w:t>Bearish Indicators</w:t>
-      </w:r>
-      <w:r>
-        <w:rPr>
-          <w:rFonts w:eastAsia="Times New Roman" w:cs="Segoe UI"/>
-          <w:b/>
-          <w:bCs/>
-          <w:kern w:val="0"/>
-          <w:sz w:val="21"/>
-          <w:szCs w:val="21"/>
-          <w14:ligatures w14:val="none"/>
-        </w:rPr>
-        <w:t xml:space="preserve"> examples</w:t>
-      </w:r>
-      <w:r>
-        <w:rPr>
-          <w:rFonts w:eastAsia="Times New Roman" w:cs="Segoe UI"/>
-          <w:b/>
-          <w:bCs/>
-          <w:kern w:val="0"/>
-          <w:sz w:val="21"/>
-          <w:szCs w:val="21"/>
+          <w14:ligatures w14:val="none"/>
+        </w:rPr>
+      </w:pPr>
+      <w:r>
+        <w:rPr>
+          <w:rFonts w:eastAsia="Times New Roman" w:cs="Segoe UI"/>
+          <w:b/>
+          <w:bCs/>
+          <w:kern w:val="0"/>
+          <w14:ligatures w14:val="none"/>
+        </w:rPr>
+        <w:t xml:space="preserve">Bearish Indicators </w:t>
+      </w:r>
+      <w:r>
+        <w:rPr>
+          <w:rFonts w:eastAsia="Times New Roman" w:cs="Segoe UI"/>
+          <w:b/>
+          <w:bCs/>
+          <w:kern w:val="0"/>
+          <w14:ligatures w14:val="none"/>
+        </w:rPr>
+        <w:t>(</w:t>
+      </w:r>
+      <w:r>
+        <w:rPr>
+          <w:rFonts w:eastAsia="Times New Roman" w:cs="Segoe UI"/>
+          <w:b/>
+          <w:bCs/>
+          <w:kern w:val="0"/>
+          <w14:ligatures w14:val="none"/>
+        </w:rPr>
+        <w:t>examples</w:t>
+      </w:r>
+      <w:r>
+        <w:rPr>
+          <w:rFonts w:eastAsia="Times New Roman" w:cs="Segoe UI"/>
+          <w:b/>
+          <w:bCs/>
+          <w:kern w:val="0"/>
+          <w14:ligatures w14:val="none"/>
+        </w:rPr>
+        <w:t>)</w:t>
+      </w:r>
+      <w:r>
+        <w:rPr>
+          <w:rFonts w:eastAsia="Times New Roman" w:cs="Segoe UI"/>
+          <w:b/>
+          <w:bCs/>
+          <w:kern w:val="0"/>
           <w14:ligatures w14:val="none"/>
         </w:rPr>
         <w:t>:</w:t>
@@ -1469,15 +1247,7 @@
           <w:kern w:val="0"/>
           <w14:ligatures w14:val="none"/>
         </w:rPr>
-        <w:t>Lawsuits, penalties, regulatory block</w:t>
-      </w:r>
-      <w:r>
-        <w:rPr>
-          <w:rFonts w:eastAsia="Times New Roman" w:cs="Segoe UI"/>
-          <w:kern w:val="0"/>
-          <w14:ligatures w14:val="none"/>
-        </w:rPr>
-        <w:t>s</w:t>
+        <w:t>Lawsuits, penalties, regulatory blocks</w:t>
       </w:r>
     </w:p>
     <w:p>
@@ -1525,8 +1295,7 @@
           <w:kern w:val="0"/>
           <w14:ligatures w14:val="none"/>
         </w:rPr>
-        <w:lastRenderedPageBreak/>
-        <w:t xml:space="preserve">Negative clinical or product results </w:t>
+        <w:t>Negative product results</w:t>
       </w:r>
     </w:p>
     <w:p>
@@ -1550,7 +1319,7 @@
           <w:kern w:val="0"/>
           <w14:ligatures w14:val="none"/>
         </w:rPr>
-        <w:t xml:space="preserve">M&amp;A viewed as dilutive or risky </w:t>
+        <w:t>M&amp;A viewed as dilutive or risky</w:t>
       </w:r>
     </w:p>
     <w:p>
@@ -1579,19 +1348,26 @@
       <w:r>
         <w:rPr>
           <w:rFonts w:eastAsia="Times New Roman" w:cs="Courier New"/>
-          <w:color w:val="EE0000"/>
-          <w:kern w:val="0"/>
-          <w14:ligatures w14:val="none"/>
-        </w:rPr>
-        <w:t>&lt;Company Ticker&gt;</w:t>
-      </w:r>
-      <w:r>
-        <w:rPr>
-          <w:rFonts w:eastAsia="Times New Roman" w:cs="Segoe UI"/>
-          <w:kern w:val="0"/>
-          <w14:ligatures w14:val="none"/>
-        </w:rPr>
-        <w:t xml:space="preserve"> </w:t>
+          <w:kern w:val="0"/>
+          <w14:ligatures w14:val="none"/>
+        </w:rPr>
+        <w:t xml:space="preserve">&lt;Company </w:t>
+      </w:r>
+      <w:r>
+        <w:rPr>
+          <w:rFonts w:cs="Courier New" w:hint="eastAsia"/>
+          <w:kern w:val="0"/>
+          <w14:ligatures w14:val="none"/>
+        </w:rPr>
+        <w:t>Name</w:t>
+      </w:r>
+      <w:r>
+        <w:rPr>
+          <w:rFonts w:eastAsia="Times New Roman" w:cs="Courier New"/>
+          <w:kern w:val="0"/>
+          <w14:ligatures w14:val="none"/>
+        </w:rPr>
+        <w:t>&gt;</w:t>
       </w:r>
     </w:p>
     <w:p>
@@ -1652,14 +1428,21 @@
           <w:b/>
           <w:bCs/>
         </w:rPr>
-        <w:t>Suggested s</w:t>
-      </w:r>
-      <w:r>
-        <w:rPr>
-          <w:b/>
-          <w:bCs/>
-        </w:rPr>
-        <w:t>coring guide:</w:t>
+        <w:t xml:space="preserve">Suggested </w:t>
+      </w:r>
+      <w:r>
+        <w:rPr>
+          <w:b/>
+          <w:bCs/>
+        </w:rPr>
+        <w:t>scoring guide</w:t>
+      </w:r>
+      <w:r>
+        <w:rPr>
+          <w:b/>
+          <w:bCs/>
+        </w:rPr>
+        <w:t>:</w:t>
       </w:r>
     </w:p>
     <w:p>
@@ -1685,7 +1468,37 @@
           <w:kern w:val="0"/>
           <w14:ligatures w14:val="none"/>
         </w:rPr>
-        <w:t>0.95 to –1.00</w:t>
+        <w:t>–1.00</w:t>
+      </w:r>
+      <w:r>
+        <w:rPr>
+          <w:rFonts w:cs="Segoe UI" w:hint="eastAsia"/>
+          <w:b/>
+          <w:bCs/>
+          <w:kern w:val="0"/>
+          <w14:ligatures w14:val="none"/>
+        </w:rPr>
+        <w:t xml:space="preserve"> to </w:t>
+      </w:r>
+      <w:r>
+        <w:rPr>
+          <w:rFonts w:eastAsia="Times New Roman" w:cs="Segoe UI"/>
+          <w:b/>
+          <w:bCs/>
+          <w:kern w:val="0"/>
+          <w14:ligatures w14:val="none"/>
+        </w:rPr>
+        <w:t>–</w:t>
+      </w:r>
+      <w:r>
+        <w:rPr>
+          <w:rFonts w:cs="Segoe UI" w:hint="eastAsia"/>
+          <w:b/>
+          <w:bCs/>
+          <w:kern w:val="0"/>
+          <w14:ligatures w14:val="none"/>
+        </w:rPr>
+        <w:t>0.95</w:t>
       </w:r>
       <w:r>
         <w:rPr>
@@ -1719,15 +1532,44 @@
           <w:kern w:val="0"/>
           <w14:ligatures w14:val="none"/>
         </w:rPr>
-        <w:t>–0.85 to –0.94</w:t>
-      </w:r>
-      <w:r>
-        <w:rPr>
-          <w:rFonts w:eastAsia="Times New Roman" w:cs="Segoe UI"/>
-          <w:kern w:val="0"/>
-          <w14:ligatures w14:val="none"/>
-        </w:rPr>
-        <w:t>: high conviction negative</w:t>
+        <w:lastRenderedPageBreak/>
+        <w:t>–0.94</w:t>
+      </w:r>
+      <w:r>
+        <w:rPr>
+          <w:rFonts w:cs="Segoe UI" w:hint="eastAsia"/>
+          <w:b/>
+          <w:bCs/>
+          <w:kern w:val="0"/>
+          <w14:ligatures w14:val="none"/>
+        </w:rPr>
+        <w:t xml:space="preserve"> to </w:t>
+      </w:r>
+      <w:r>
+        <w:rPr>
+          <w:rFonts w:eastAsia="Times New Roman" w:cs="Segoe UI"/>
+          <w:b/>
+          <w:bCs/>
+          <w:kern w:val="0"/>
+          <w14:ligatures w14:val="none"/>
+        </w:rPr>
+        <w:t>–0.85</w:t>
+      </w:r>
+      <w:r>
+        <w:rPr>
+          <w:rFonts w:eastAsia="Times New Roman" w:cs="Segoe UI"/>
+          <w:kern w:val="0"/>
+          <w14:ligatures w14:val="none"/>
+        </w:rPr>
+        <w:t>: high negative</w:t>
+      </w:r>
+      <w:r>
+        <w:rPr>
+          <w:rFonts w:cs="Segoe UI" w:hint="eastAsia"/>
+          <w:kern w:val="0"/>
+          <w14:ligatures w14:val="none"/>
+        </w:rPr>
+        <w:t xml:space="preserve"> signal</w:t>
       </w:r>
     </w:p>
     <w:p>
@@ -1753,15 +1595,43 @@
           <w:kern w:val="0"/>
           <w14:ligatures w14:val="none"/>
         </w:rPr>
-        <w:t>–0.70 to –0.84</w:t>
-      </w:r>
-      <w:r>
-        <w:rPr>
-          <w:rFonts w:eastAsia="Times New Roman" w:cs="Segoe UI"/>
-          <w:kern w:val="0"/>
-          <w14:ligatures w14:val="none"/>
-        </w:rPr>
-        <w:t>: moderate near</w:t>
+        <w:t>–0.84</w:t>
+      </w:r>
+      <w:r>
+        <w:rPr>
+          <w:rFonts w:cs="Segoe UI" w:hint="eastAsia"/>
+          <w:b/>
+          <w:bCs/>
+          <w:kern w:val="0"/>
+          <w14:ligatures w14:val="none"/>
+        </w:rPr>
+        <w:t xml:space="preserve"> to </w:t>
+      </w:r>
+      <w:r>
+        <w:rPr>
+          <w:rFonts w:eastAsia="Times New Roman" w:cs="Segoe UI"/>
+          <w:b/>
+          <w:bCs/>
+          <w:kern w:val="0"/>
+          <w14:ligatures w14:val="none"/>
+        </w:rPr>
+        <w:t>–0.70</w:t>
+      </w:r>
+      <w:r>
+        <w:rPr>
+          <w:rFonts w:eastAsia="Times New Roman" w:cs="Segoe UI"/>
+          <w:kern w:val="0"/>
+          <w14:ligatures w14:val="none"/>
+        </w:rPr>
+        <w:t xml:space="preserve">: moderate </w:t>
+      </w:r>
+      <w:r>
+        <w:rPr>
+          <w:rFonts w:cs="Segoe UI" w:hint="eastAsia"/>
+          <w:kern w:val="0"/>
+          <w14:ligatures w14:val="none"/>
+        </w:rPr>
+        <w:t>short</w:t>
       </w:r>
       <w:r>
         <w:rPr>
@@ -1770,7 +1640,15 @@
           <w14:ligatures w14:val="none"/>
         </w:rPr>
         <w:noBreakHyphen/>
-        <w:t>term negative</w:t>
+        <w:t xml:space="preserve">term </w:t>
+      </w:r>
+      <w:r>
+        <w:rPr>
+          <w:rFonts w:cs="Segoe UI" w:hint="eastAsia"/>
+          <w:kern w:val="0"/>
+          <w14:ligatures w14:val="none"/>
+        </w:rPr>
+        <w:t>downside</w:t>
       </w:r>
     </w:p>
     <w:p>
@@ -1811,14 +1689,7 @@
           <w:b/>
           <w:bCs/>
         </w:rPr>
-        <w:t>6</w:t>
-      </w:r>
-      <w:r>
-        <w:rPr>
-          <w:b/>
-          <w:bCs/>
-        </w:rPr>
-        <w:t>0</w:t>
+        <w:t>59</w:t>
       </w:r>
       <w:r>
         <w:rPr>
@@ -1839,28 +1710,14 @@
           <w:b/>
           <w:bCs/>
         </w:rPr>
-        <w:t xml:space="preserve"> </w:t>
-      </w:r>
-      <w:r>
-        <w:rPr>
-          <w:b/>
-          <w:bCs/>
-        </w:rPr>
-        <w:t>0.</w:t>
-      </w:r>
-      <w:r>
-        <w:rPr>
-          <w:b/>
-          <w:bCs/>
-        </w:rPr>
-        <w:t>6</w:t>
-      </w:r>
-      <w:r>
-        <w:rPr>
-          <w:b/>
-          <w:bCs/>
-        </w:rPr>
-        <w:t>0</w:t>
+        <w:t xml:space="preserve"> 0.</w:t>
+      </w:r>
+      <w:r>
+        <w:rPr>
+          <w:b/>
+          <w:bCs/>
+        </w:rPr>
+        <w:t>59</w:t>
       </w:r>
       <w:r>
         <w:t>)</w:t>
@@ -1869,17 +1726,37 @@
         <w:br/>
       </w:r>
       <w:r>
-        <w:t xml:space="preserve">News with </w:t>
-      </w:r>
-      <w:r>
-        <w:rPr>
-          <w:b/>
-          <w:bCs/>
-        </w:rPr>
-        <w:t>little or ambiguous directionality</w:t>
-      </w:r>
-      <w:r>
-        <w:t xml:space="preserve"> for next week’s return.</w:t>
+        <w:t xml:space="preserve">Article has </w:t>
+      </w:r>
+      <w:r>
+        <w:rPr>
+          <w:b/>
+          <w:bCs/>
+        </w:rPr>
+        <w:t>no clear</w:t>
+      </w:r>
+      <w:r>
+        <w:t xml:space="preserve">, </w:t>
+      </w:r>
+      <w:r>
+        <w:rPr>
+          <w:b/>
+          <w:bCs/>
+        </w:rPr>
+        <w:t>weak</w:t>
+      </w:r>
+      <w:r>
+        <w:t xml:space="preserve">, or </w:t>
+      </w:r>
+      <w:r>
+        <w:rPr>
+          <w:b/>
+          <w:bCs/>
+        </w:rPr>
+        <w:t>ambiguous</w:t>
+      </w:r>
+      <w:r>
+        <w:t xml:space="preserve"> direction.</w:t>
       </w:r>
     </w:p>
     <w:p>
@@ -1893,43 +1770,75 @@
           <w:b/>
           <w:bCs/>
           <w:kern w:val="0"/>
-          <w:sz w:val="21"/>
-          <w:szCs w:val="21"/>
-          <w14:ligatures w14:val="none"/>
-        </w:rPr>
-      </w:pPr>
-      <w:r>
-        <w:rPr>
-          <w:rFonts w:eastAsia="Times New Roman" w:cs="Segoe UI"/>
-          <w:b/>
-          <w:bCs/>
-          <w:kern w:val="0"/>
-          <w:sz w:val="21"/>
-          <w:szCs w:val="21"/>
+          <w14:ligatures w14:val="none"/>
+        </w:rPr>
+      </w:pPr>
+      <w:r>
+        <w:rPr>
+          <w:rFonts w:eastAsia="Times New Roman" w:cs="Segoe UI"/>
+          <w:b/>
+          <w:bCs/>
+          <w:kern w:val="0"/>
           <w14:ligatures w14:val="none"/>
         </w:rPr>
         <w:t>Neutral Condition</w:t>
       </w:r>
       <w:r>
         <w:rPr>
-          <w:rFonts w:eastAsia="Times New Roman" w:cs="Segoe UI"/>
-          <w:b/>
-          <w:bCs/>
-          <w:kern w:val="0"/>
-          <w:sz w:val="21"/>
-          <w:szCs w:val="21"/>
-          <w14:ligatures w14:val="none"/>
-        </w:rPr>
-        <w:t xml:space="preserve"> examples</w:t>
-      </w:r>
-      <w:r>
-        <w:rPr>
-          <w:rFonts w:eastAsia="Times New Roman" w:cs="Segoe UI"/>
-          <w:b/>
-          <w:bCs/>
-          <w:kern w:val="0"/>
-          <w:sz w:val="21"/>
-          <w:szCs w:val="21"/>
+          <w:rFonts w:cs="Segoe UI" w:hint="eastAsia"/>
+          <w:b/>
+          <w:bCs/>
+          <w:kern w:val="0"/>
+          <w14:ligatures w14:val="none"/>
+        </w:rPr>
+        <w:t>s</w:t>
+      </w:r>
+      <w:r>
+        <w:rPr>
+          <w:rFonts w:eastAsia="Times New Roman" w:cs="Segoe UI"/>
+          <w:b/>
+          <w:bCs/>
+          <w:kern w:val="0"/>
+          <w14:ligatures w14:val="none"/>
+        </w:rPr>
+        <w:t xml:space="preserve"> </w:t>
+      </w:r>
+      <w:r>
+        <w:rPr>
+          <w:rFonts w:cs="Segoe UI" w:hint="eastAsia"/>
+          <w:b/>
+          <w:bCs/>
+          <w:kern w:val="0"/>
+          <w14:ligatures w14:val="none"/>
+        </w:rPr>
+        <w:t>(</w:t>
+      </w:r>
+      <w:r>
+        <w:rPr>
+          <w:rFonts w:eastAsia="Times New Roman" w:cs="Segoe UI"/>
+          <w:b/>
+          <w:bCs/>
+          <w:kern w:val="0"/>
+          <w14:ligatures w14:val="none"/>
+        </w:rPr>
+        <w:t>examples</w:t>
+      </w:r>
+      <w:r>
+        <w:rPr>
+          <w:rFonts w:cs="Segoe UI" w:hint="eastAsia"/>
+          <w:b/>
+          <w:bCs/>
+          <w:kern w:val="0"/>
+          <w14:ligatures w14:val="none"/>
+        </w:rPr>
+        <w:t>)</w:t>
+      </w:r>
+      <w:r>
+        <w:rPr>
+          <w:rFonts w:eastAsia="Times New Roman" w:cs="Segoe UI"/>
+          <w:b/>
+          <w:bCs/>
+          <w:kern w:val="0"/>
           <w14:ligatures w14:val="none"/>
         </w:rPr>
         <w:t>:</w:t>
@@ -1947,8 +1856,6 @@
         <w:rPr>
           <w:rFonts w:eastAsia="Times New Roman" w:cs="Segoe UI"/>
           <w:kern w:val="0"/>
-          <w:sz w:val="21"/>
-          <w:szCs w:val="21"/>
           <w14:ligatures w14:val="none"/>
         </w:rPr>
       </w:pPr>
@@ -1957,7 +1864,7 @@
       </w:r>
       <w:r>
         <w:noBreakHyphen/>
-        <w:t xml:space="preserve">term strategy without near-term impact </w:t>
+        <w:t>term strategy without near-term impact</w:t>
       </w:r>
     </w:p>
     <w:p>
@@ -1972,13 +1879,11 @@
         <w:rPr>
           <w:rFonts w:eastAsia="Times New Roman" w:cs="Segoe UI"/>
           <w:kern w:val="0"/>
-          <w:sz w:val="21"/>
-          <w:szCs w:val="21"/>
-          <w14:ligatures w14:val="none"/>
-        </w:rPr>
-      </w:pPr>
-      <w:r>
-        <w:t xml:space="preserve">Mixed signals where positives and negatives offset </w:t>
+          <w14:ligatures w14:val="none"/>
+        </w:rPr>
+      </w:pPr>
+      <w:r>
+        <w:t>Mixed signals where positives and negatives offset</w:t>
       </w:r>
     </w:p>
     <w:p>
@@ -1993,22 +1898,11 @@
         <w:rPr>
           <w:rFonts w:eastAsia="Times New Roman" w:cs="Segoe UI"/>
           <w:kern w:val="0"/>
-          <w:sz w:val="21"/>
-          <w:szCs w:val="21"/>
-          <w14:ligatures w14:val="none"/>
-        </w:rPr>
-      </w:pPr>
-      <w:r>
-        <w:t xml:space="preserve">Broad macro commentary without explicit linkage to </w:t>
-      </w:r>
-      <w:r>
-        <w:rPr>
-          <w:color w:val="EE0000"/>
-        </w:rPr>
-        <w:t>&lt;Company Ticker&gt;</w:t>
-      </w:r>
-      <w:r>
-        <w:t xml:space="preserve"> </w:t>
+          <w14:ligatures w14:val="none"/>
+        </w:rPr>
+      </w:pPr>
+      <w:r>
+        <w:t>Broad macro commentary without explicit linkage to &lt;Company Ticker&gt;</w:t>
       </w:r>
     </w:p>
     <w:p>
@@ -2023,13 +1917,11 @@
         <w:rPr>
           <w:rFonts w:eastAsia="Times New Roman" w:cs="Segoe UI"/>
           <w:kern w:val="0"/>
-          <w:sz w:val="21"/>
-          <w:szCs w:val="21"/>
-          <w14:ligatures w14:val="none"/>
-        </w:rPr>
-      </w:pPr>
-      <w:r>
-        <w:t xml:space="preserve">Industry news not specifically favorable or unfavorable </w:t>
+          <w14:ligatures w14:val="none"/>
+        </w:rPr>
+      </w:pPr>
+      <w:r>
+        <w:t>Industry news not specifically favorable or unfavorable</w:t>
       </w:r>
     </w:p>
     <w:p>
@@ -2044,13 +1936,11 @@
         <w:rPr>
           <w:rFonts w:eastAsia="Times New Roman" w:cs="Segoe UI"/>
           <w:kern w:val="0"/>
-          <w:sz w:val="21"/>
-          <w:szCs w:val="21"/>
-          <w14:ligatures w14:val="none"/>
-        </w:rPr>
-      </w:pPr>
-      <w:r>
-        <w:t xml:space="preserve">Rumor, speculation, or opinion with no factual directional content </w:t>
+          <w14:ligatures w14:val="none"/>
+        </w:rPr>
+      </w:pPr>
+      <w:r>
+        <w:t>Rumor, speculation, or opinion with no factual directional content</w:t>
       </w:r>
     </w:p>
     <w:p>
@@ -2065,8 +1955,6 @@
         <w:rPr>
           <w:rFonts w:eastAsia="Times New Roman" w:cs="Segoe UI"/>
           <w:kern w:val="0"/>
-          <w:sz w:val="21"/>
-          <w:szCs w:val="21"/>
           <w14:ligatures w14:val="none"/>
         </w:rPr>
       </w:pPr>
@@ -2099,32 +1987,66 @@
         <w:rPr>
           <w:rFonts w:eastAsia="Times New Roman" w:cs="Segoe UI"/>
           <w:kern w:val="0"/>
-          <w:sz w:val="21"/>
-          <w:szCs w:val="21"/>
-          <w14:ligatures w14:val="none"/>
-        </w:rPr>
-      </w:pPr>
-      <w:r>
-        <w:rPr>
-          <w:rFonts w:eastAsia="Times New Roman" w:cs="Segoe UI"/>
-          <w:b/>
-          <w:bCs/>
-          <w:kern w:val="0"/>
-          <w:sz w:val="21"/>
-          <w:szCs w:val="21"/>
-          <w14:ligatures w14:val="none"/>
-        </w:rPr>
-        <w:t>0.20–0.49</w:t>
-      </w:r>
-      <w:r>
-        <w:rPr>
-          <w:rFonts w:eastAsia="Times New Roman" w:cs="Segoe UI"/>
-          <w:kern w:val="0"/>
-          <w:sz w:val="21"/>
-          <w:szCs w:val="21"/>
-          <w14:ligatures w14:val="none"/>
-        </w:rPr>
-        <w:t xml:space="preserve">: slightly positive but not enough for bullish </w:t>
+          <w14:ligatures w14:val="none"/>
+        </w:rPr>
+      </w:pPr>
+      <w:r>
+        <w:rPr>
+          <w:rFonts w:eastAsia="Times New Roman" w:cs="Segoe UI"/>
+          <w:b/>
+          <w:bCs/>
+          <w:kern w:val="0"/>
+          <w14:ligatures w14:val="none"/>
+        </w:rPr>
+        <w:t>0.20</w:t>
+      </w:r>
+      <w:r>
+        <w:rPr>
+          <w:rFonts w:cs="Segoe UI" w:hint="eastAsia"/>
+          <w:b/>
+          <w:bCs/>
+          <w:kern w:val="0"/>
+          <w14:ligatures w14:val="none"/>
+        </w:rPr>
+        <w:t xml:space="preserve"> to </w:t>
+      </w:r>
+      <w:r>
+        <w:rPr>
+          <w:rFonts w:eastAsia="Times New Roman" w:cs="Segoe UI"/>
+          <w:b/>
+          <w:bCs/>
+          <w:kern w:val="0"/>
+          <w14:ligatures w14:val="none"/>
+        </w:rPr>
+        <w:t>0.</w:t>
+      </w:r>
+      <w:r>
+        <w:rPr>
+          <w:rFonts w:eastAsia="Times New Roman" w:cs="Segoe UI"/>
+          <w:b/>
+          <w:bCs/>
+          <w:kern w:val="0"/>
+          <w14:ligatures w14:val="none"/>
+        </w:rPr>
+        <w:t>5</w:t>
+      </w:r>
+      <w:r>
+        <w:rPr>
+          <w:rFonts w:eastAsia="Times New Roman" w:cs="Segoe UI"/>
+          <w:b/>
+          <w:bCs/>
+          <w:kern w:val="0"/>
+          <w14:ligatures w14:val="none"/>
+        </w:rPr>
+        <w:t>9</w:t>
+      </w:r>
+      <w:r>
+        <w:rPr>
+          <w:rFonts w:eastAsia="Times New Roman" w:cs="Segoe UI"/>
+          <w:kern w:val="0"/>
+          <w14:ligatures w14:val="none"/>
+        </w:rPr>
+        <w:t>: slightly positive but not enough for bullish</w:t>
       </w:r>
     </w:p>
     <w:p>
@@ -2139,32 +2061,26 @@
         <w:rPr>
           <w:rFonts w:eastAsia="Times New Roman" w:cs="Segoe UI"/>
           <w:kern w:val="0"/>
-          <w:sz w:val="21"/>
-          <w:szCs w:val="21"/>
-          <w14:ligatures w14:val="none"/>
-        </w:rPr>
-      </w:pPr>
-      <w:r>
-        <w:rPr>
-          <w:rFonts w:eastAsia="Times New Roman" w:cs="Segoe UI"/>
-          <w:b/>
-          <w:bCs/>
-          <w:kern w:val="0"/>
-          <w:sz w:val="21"/>
-          <w:szCs w:val="21"/>
-          <w14:ligatures w14:val="none"/>
-        </w:rPr>
-        <w:t>0.00–0.19</w:t>
-      </w:r>
-      <w:r>
-        <w:rPr>
-          <w:rFonts w:eastAsia="Times New Roman" w:cs="Segoe UI"/>
-          <w:kern w:val="0"/>
-          <w:sz w:val="21"/>
-          <w:szCs w:val="21"/>
-          <w14:ligatures w14:val="none"/>
-        </w:rPr>
-        <w:t xml:space="preserve">: minimally directional </w:t>
+          <w14:ligatures w14:val="none"/>
+        </w:rPr>
+      </w:pPr>
+      <w:r>
+        <w:rPr>
+          <w:rFonts w:eastAsia="Times New Roman" w:cs="Segoe UI"/>
+          <w:b/>
+          <w:bCs/>
+          <w:kern w:val="0"/>
+          <w14:ligatures w14:val="none"/>
+        </w:rPr>
+        <w:t>0.00</w:t>
+      </w:r>
+      <w:r>
+        <w:rPr>
+          <w:rFonts w:eastAsia="Times New Roman" w:cs="Segoe UI"/>
+          <w:kern w:val="0"/>
+          <w14:ligatures w14:val="none"/>
+        </w:rPr>
+        <w:t>: no directional signal exists</w:t>
       </w:r>
     </w:p>
     <w:p>
@@ -2179,29 +2095,53 @@
         <w:rPr>
           <w:rFonts w:eastAsia="Times New Roman" w:cs="Segoe UI"/>
           <w:kern w:val="0"/>
-          <w:sz w:val="21"/>
-          <w:szCs w:val="21"/>
-          <w14:ligatures w14:val="none"/>
-        </w:rPr>
-      </w:pPr>
-      <w:r>
-        <w:rPr>
-          <w:rFonts w:eastAsia="Times New Roman" w:cs="Segoe UI"/>
-          <w:b/>
-          <w:bCs/>
-          <w:kern w:val="0"/>
-          <w:sz w:val="21"/>
-          <w:szCs w:val="21"/>
-          <w14:ligatures w14:val="none"/>
-        </w:rPr>
-        <w:t>–0.19 to –0.49</w:t>
-      </w:r>
-      <w:r>
-        <w:rPr>
-          <w:rFonts w:eastAsia="Times New Roman" w:cs="Segoe UI"/>
-          <w:kern w:val="0"/>
-          <w:sz w:val="21"/>
-          <w:szCs w:val="21"/>
+          <w14:ligatures w14:val="none"/>
+        </w:rPr>
+      </w:pPr>
+      <w:r>
+        <w:rPr>
+          <w:rFonts w:eastAsia="Times New Roman" w:cs="Segoe UI"/>
+          <w:b/>
+          <w:bCs/>
+          <w:kern w:val="0"/>
+          <w14:ligatures w14:val="none"/>
+        </w:rPr>
+        <w:t>–0.</w:t>
+      </w:r>
+      <w:r>
+        <w:rPr>
+          <w:rFonts w:cs="Segoe UI"/>
+          <w:b/>
+          <w:bCs/>
+          <w:kern w:val="0"/>
+          <w14:ligatures w14:val="none"/>
+        </w:rPr>
+        <w:t>5</w:t>
+      </w:r>
+      <w:r>
+        <w:rPr>
+          <w:rFonts w:eastAsia="Times New Roman" w:cs="Segoe UI"/>
+          <w:b/>
+          <w:bCs/>
+          <w:kern w:val="0"/>
+          <w14:ligatures w14:val="none"/>
+        </w:rPr>
+        <w:t>9 to –0.</w:t>
+      </w:r>
+      <w:r>
+        <w:rPr>
+          <w:rFonts w:cs="Segoe UI"/>
+          <w:b/>
+          <w:bCs/>
+          <w:kern w:val="0"/>
+          <w14:ligatures w14:val="none"/>
+        </w:rPr>
+        <w:t>20</w:t>
+      </w:r>
+      <w:r>
+        <w:rPr>
+          <w:rFonts w:eastAsia="Times New Roman" w:cs="Segoe UI"/>
+          <w:kern w:val="0"/>
           <w14:ligatures w14:val="none"/>
         </w:rPr>
         <w:t>: slightly negative but insufficient for bearish</w:t>
@@ -2209,212 +2149,106 @@
     </w:p>
     <w:p>
       <w:pPr>
+        <w:pStyle w:val="Heading4"/>
+        <w:rPr>
+          <w:color w:val="auto"/>
+        </w:rPr>
+      </w:pPr>
+      <w:r>
+        <w:rPr>
+          <w:color w:val="auto"/>
+        </w:rPr>
+        <w:t>Rationale</w:t>
+      </w:r>
+      <w:r>
+        <w:rPr>
+          <w:color w:val="auto"/>
+        </w:rPr>
+        <w:t xml:space="preserve"> Requirements</w:t>
+      </w:r>
+    </w:p>
+    <w:p>
+      <w:pPr>
         <w:spacing w:line="240" w:lineRule="auto"/>
       </w:pPr>
       <w:r>
-        <w:rPr>
-          <w:b/>
-          <w:bCs/>
-          <w:sz w:val="28"/>
-          <w:szCs w:val="28"/>
-        </w:rPr>
-        <w:t xml:space="preserve">Score–Category Consistency </w:t>
-      </w:r>
-      <w:r>
-        <w:rPr>
-          <w:b/>
-          <w:bCs/>
-          <w:sz w:val="28"/>
-          <w:szCs w:val="28"/>
-        </w:rPr>
-        <w:t>(Mandatory)</w:t>
-      </w:r>
-      <w:r>
-        <w:rPr>
-          <w:b/>
-          <w:bCs/>
-          <w:sz w:val="28"/>
-          <w:szCs w:val="28"/>
-        </w:rPr>
-        <w:t>:</w:t>
-      </w:r>
-    </w:p>
-    <w:p>
-      <w:pPr>
-        <w:pStyle w:val="ListParagraph"/>
-        <w:numPr>
-          <w:ilvl w:val="0"/>
-          <w:numId w:val="14"/>
-        </w:numPr>
+        <w:t xml:space="preserve">Provide one concise sentence explaining </w:t>
+      </w:r>
+      <w:r>
+        <w:t>why the article implies the selected sentiment.</w:t>
+      </w:r>
+    </w:p>
+    <w:p>
+      <w:pPr>
         <w:spacing w:line="240" w:lineRule="auto"/>
       </w:pPr>
       <w:r>
-        <w:t>If category = "</w:t>
-      </w:r>
-      <w:r>
-        <w:t>Bullish</w:t>
-      </w:r>
-      <w:r>
-        <w:t xml:space="preserve">", score </w:t>
-      </w:r>
-      <w:r>
-        <w:rPr>
-          <w:rFonts w:ascii="Cambria Math" w:hAnsi="Cambria Math" w:cs="Cambria Math"/>
-        </w:rPr>
-        <w:t>∈</w:t>
-      </w:r>
-      <w:r>
-        <w:t xml:space="preserve"> [0.</w:t>
-      </w:r>
-      <w:r>
-        <w:t>6</w:t>
-      </w:r>
-      <w:r>
-        <w:t>0</w:t>
-      </w:r>
-      <w:r>
-        <w:t>,</w:t>
-      </w:r>
-      <w:r>
-        <w:t>1.00]</w:t>
-      </w:r>
-    </w:p>
-    <w:p>
-      <w:pPr>
-        <w:pStyle w:val="ListParagraph"/>
-        <w:numPr>
-          <w:ilvl w:val="0"/>
-          <w:numId w:val="14"/>
-        </w:numPr>
+        <w:t>Do not include irrelevant information.</w:t>
+      </w:r>
+    </w:p>
+    <w:p>
+      <w:pPr>
+        <w:pStyle w:val="Heading4"/>
+        <w:rPr>
+          <w:color w:val="auto"/>
+        </w:rPr>
+      </w:pPr>
+      <w:r>
+        <w:rPr>
+          <w:color w:val="auto"/>
+        </w:rPr>
+        <w:t>Evidence Requirements</w:t>
+      </w:r>
+    </w:p>
+    <w:p>
+      <w:pPr>
         <w:spacing w:line="240" w:lineRule="auto"/>
       </w:pPr>
-      <w:r>
-        <w:t>If category = "</w:t>
-      </w:r>
-      <w:r>
-        <w:t>Bearish</w:t>
-      </w:r>
-      <w:r>
-        <w:t xml:space="preserve">", score </w:t>
-      </w:r>
-      <w:r>
-        <w:rPr>
-          <w:rFonts w:ascii="Cambria Math" w:hAnsi="Cambria Math" w:cs="Cambria Math"/>
-        </w:rPr>
-        <w:t>∈</w:t>
-      </w:r>
-      <w:r>
-        <w:t xml:space="preserve"> [</w:t>
-      </w:r>
-      <w:r>
-        <w:t>-</w:t>
-      </w:r>
-      <w:r>
-        <w:t>0.</w:t>
-      </w:r>
-      <w:r>
-        <w:t>6</w:t>
-      </w:r>
-      <w:r>
-        <w:t>0</w:t>
-      </w:r>
-      <w:r>
-        <w:t>,</w:t>
-      </w:r>
-      <w:r>
-        <w:t xml:space="preserve"> -1</w:t>
-      </w:r>
-      <w:r>
-        <w:t>.</w:t>
-      </w:r>
-      <w:r>
-        <w:t>00</w:t>
-      </w:r>
-      <w:r>
-        <w:t>]</w:t>
-      </w:r>
-    </w:p>
-    <w:p>
-      <w:pPr>
-        <w:pStyle w:val="ListParagraph"/>
-        <w:numPr>
-          <w:ilvl w:val="0"/>
-          <w:numId w:val="14"/>
-        </w:numPr>
+      <w:proofErr w:type="spellStart"/>
+      <w:r>
+        <w:rPr>
+          <w:i/>
+          <w:iCs/>
+        </w:rPr>
+        <w:t>evidence_spans</w:t>
+      </w:r>
+      <w:proofErr w:type="spellEnd"/>
+      <w:r>
+        <w:t> must be a JSON-style list containing 1–3 exact quotes from the headline and/or summary that justify your rating.</w:t>
+      </w:r>
+    </w:p>
+    <w:p>
+      <w:pPr>
         <w:spacing w:line="240" w:lineRule="auto"/>
       </w:pPr>
       <w:r>
-        <w:t>If category = "</w:t>
-      </w:r>
-      <w:r>
-        <w:t>Neutral</w:t>
-      </w:r>
-      <w:r>
-        <w:t xml:space="preserve">", score </w:t>
-      </w:r>
-      <w:r>
-        <w:rPr>
-          <w:rFonts w:ascii="Cambria Math" w:hAnsi="Cambria Math" w:cs="Cambria Math"/>
-        </w:rPr>
-        <w:t>∈</w:t>
-      </w:r>
-      <w:r>
-        <w:t xml:space="preserve"> [</w:t>
-      </w:r>
-      <w:r>
-        <w:t>-0.</w:t>
-      </w:r>
-      <w:r>
-        <w:t>6</w:t>
-      </w:r>
-      <w:r>
-        <w:t>0</w:t>
-      </w:r>
-      <w:r>
-        <w:t>,</w:t>
-      </w:r>
-      <w:r>
-        <w:t>0.</w:t>
-      </w:r>
-      <w:r>
-        <w:t>6</w:t>
-      </w:r>
-      <w:r>
-        <w:t>0</w:t>
-      </w:r>
-      <w:r>
-        <w:t>]</w:t>
-      </w:r>
-    </w:p>
-    <w:p>
-      <w:pPr>
-        <w:pStyle w:val="ListParagraph"/>
-        <w:numPr>
-          <w:ilvl w:val="0"/>
-          <w:numId w:val="14"/>
-        </w:numPr>
-        <w:spacing w:line="240" w:lineRule="auto"/>
-      </w:pPr>
-      <w:r>
-        <w:t>Never assign contradictory category-score pairs.</w:t>
-      </w:r>
-    </w:p>
-    <w:p>
-      <w:pPr>
-        <w:spacing w:line="240" w:lineRule="auto"/>
-        <w:rPr>
-          <w:b/>
-          <w:bCs/>
-          <w:sz w:val="28"/>
-          <w:szCs w:val="28"/>
-        </w:rPr>
-      </w:pPr>
-      <w:r>
-        <w:rPr>
-          <w:b/>
-          <w:bCs/>
-          <w:sz w:val="28"/>
-          <w:szCs w:val="28"/>
+        <w:t>Example:</w:t>
+      </w:r>
+      <w:r>
+        <w:t xml:space="preserve"> </w:t>
+      </w:r>
+      <w:r>
+        <w:t xml:space="preserve">["\"Company raises Q1 guidance\"", "\"Strong demand across key </w:t>
+      </w:r>
+      <w:proofErr w:type="gramStart"/>
+      <w:r>
+        <w:t>markets\"</w:t>
+      </w:r>
+      <w:proofErr w:type="gramEnd"/>
+      <w:r>
+        <w:t>"]</w:t>
+      </w:r>
+    </w:p>
+    <w:p>
+      <w:pPr>
+        <w:pStyle w:val="Heading4"/>
+        <w:rPr>
+          <w:color w:val="auto"/>
+        </w:rPr>
+      </w:pPr>
+      <w:r>
+        <w:rPr>
+          <w:color w:val="auto"/>
         </w:rPr>
         <w:t>Disambiguation &amp; Edge Cases</w:t>
       </w:r>
@@ -2445,7 +2279,6 @@
       <w:r>
         <w:rPr>
           <w:rFonts w:eastAsia="Times New Roman" w:cs="Courier New"/>
-          <w:color w:val="EE0000"/>
           <w:kern w:val="0"/>
           <w14:ligatures w14:val="none"/>
         </w:rPr>
@@ -2462,7 +2295,6 @@
       <w:r>
         <w:rPr>
           <w:rFonts w:eastAsia="Times New Roman" w:cs="Courier New"/>
-          <w:color w:val="EE0000"/>
           <w:kern w:val="0"/>
           <w14:ligatures w14:val="none"/>
         </w:rPr>
@@ -2474,7 +2306,7 @@
           <w:kern w:val="0"/>
           <w14:ligatures w14:val="none"/>
         </w:rPr>
-        <w:t xml:space="preserve"> as identical targets. </w:t>
+        <w:t xml:space="preserve"> as identical targets.</w:t>
       </w:r>
     </w:p>
     <w:p>
@@ -2507,25 +2339,23 @@
           <w14:ligatures w14:val="none"/>
         </w:rPr>
         <w:noBreakHyphen/>
-        <w:t xml:space="preserve">company articles, extract sentiment </w:t>
-      </w:r>
-      <w:r>
-        <w:rPr>
-          <w:rFonts w:eastAsia="Times New Roman" w:cs="Segoe UI"/>
-          <w:b/>
-          <w:bCs/>
-          <w:kern w:val="0"/>
-          <w14:ligatures w14:val="none"/>
-        </w:rPr>
-        <w:t>only for the target</w:t>
-      </w:r>
-      <w:r>
-        <w:rPr>
-          <w:rFonts w:eastAsia="Times New Roman" w:cs="Segoe UI"/>
-          <w:kern w:val="0"/>
-          <w14:ligatures w14:val="none"/>
-        </w:rPr>
-        <w:t xml:space="preserve">. </w:t>
+        <w:t>company articles, extract sentiment only for the target</w:t>
+      </w:r>
+      <w:r>
+        <w:rPr>
+          <w:rFonts w:eastAsia="Times New Roman" w:cs="Segoe UI"/>
+          <w:kern w:val="0"/>
+          <w14:ligatures w14:val="none"/>
+        </w:rPr>
+        <w:t xml:space="preserve"> company</w:t>
+      </w:r>
+      <w:r>
+        <w:rPr>
+          <w:rFonts w:eastAsia="Times New Roman" w:cs="Segoe UI"/>
+          <w:kern w:val="0"/>
+          <w14:ligatures w14:val="none"/>
+        </w:rPr>
+        <w:t>.</w:t>
       </w:r>
     </w:p>
     <w:p>
@@ -2549,43 +2379,7 @@
           <w:kern w:val="0"/>
           <w14:ligatures w14:val="none"/>
         </w:rPr>
-        <w:t xml:space="preserve">Do </w:t>
-      </w:r>
-      <w:r>
-        <w:rPr>
-          <w:rFonts w:eastAsia="Times New Roman" w:cs="Segoe UI"/>
-          <w:b/>
-          <w:bCs/>
-          <w:kern w:val="0"/>
-          <w14:ligatures w14:val="none"/>
-        </w:rPr>
-        <w:t>not</w:t>
-      </w:r>
-      <w:r>
-        <w:rPr>
-          <w:rFonts w:eastAsia="Times New Roman" w:cs="Segoe UI"/>
-          <w:kern w:val="0"/>
-          <w14:ligatures w14:val="none"/>
-        </w:rPr>
-        <w:t xml:space="preserve"> infer market reactions; assess </w:t>
-      </w:r>
-      <w:r>
-        <w:rPr>
-          <w:rFonts w:eastAsia="Times New Roman" w:cs="Segoe UI"/>
-          <w:b/>
-          <w:bCs/>
-          <w:kern w:val="0"/>
-          <w14:ligatures w14:val="none"/>
-        </w:rPr>
-        <w:t>fundamental direction implied</w:t>
-      </w:r>
-      <w:r>
-        <w:rPr>
-          <w:rFonts w:eastAsia="Times New Roman" w:cs="Segoe UI"/>
-          <w:kern w:val="0"/>
-          <w14:ligatures w14:val="none"/>
-        </w:rPr>
-        <w:t xml:space="preserve">. </w:t>
+        <w:t>Macro news impacts only if the linkage is explicit (e.g., tariffs hurting ABT’s margin).</w:t>
       </w:r>
     </w:p>
     <w:p>
@@ -2609,25 +2403,7 @@
           <w:kern w:val="0"/>
           <w14:ligatures w14:val="none"/>
         </w:rPr>
-        <w:t xml:space="preserve">Macro news impacts only if the linkage is </w:t>
-      </w:r>
-      <w:r>
-        <w:rPr>
-          <w:rFonts w:eastAsia="Times New Roman" w:cs="Segoe UI"/>
-          <w:b/>
-          <w:bCs/>
-          <w:kern w:val="0"/>
-          <w14:ligatures w14:val="none"/>
-        </w:rPr>
-        <w:t>explicit</w:t>
-      </w:r>
-      <w:r>
-        <w:rPr>
-          <w:rFonts w:eastAsia="Times New Roman" w:cs="Segoe UI"/>
-          <w:kern w:val="0"/>
-          <w14:ligatures w14:val="none"/>
-        </w:rPr>
-        <w:t xml:space="preserve"> (e.g., tariffs hurting ABT’s margin). </w:t>
+        <w:t>Do not infer market reactions; assess fundamental direction implied.</w:t>
       </w:r>
     </w:p>
     <w:p>
@@ -2651,25 +2427,39 @@
           <w:kern w:val="0"/>
           <w14:ligatures w14:val="none"/>
         </w:rPr>
-        <w:t>Opinion/rumor → restrict magnitude (</w:t>
-      </w:r>
-      <w:r>
-        <w:rPr>
-          <w:rFonts w:eastAsia="Times New Roman" w:cs="Segoe UI"/>
-          <w:b/>
-          <w:bCs/>
-          <w:kern w:val="0"/>
-          <w14:ligatures w14:val="none"/>
-        </w:rPr>
-        <w:t>|score| ≤ 0.30</w:t>
-      </w:r>
-      <w:r>
-        <w:rPr>
-          <w:rFonts w:eastAsia="Times New Roman" w:cs="Segoe UI"/>
-          <w:kern w:val="0"/>
-          <w14:ligatures w14:val="none"/>
-        </w:rPr>
-        <w:t xml:space="preserve">). </w:t>
+        <w:t>Opinion/rumor</w:t>
+      </w:r>
+      <w:r>
+        <w:rPr>
+          <w:rFonts w:eastAsia="Times New Roman" w:cs="Segoe UI"/>
+          <w:kern w:val="0"/>
+          <w14:ligatures w14:val="none"/>
+        </w:rPr>
+        <w:t>:</w:t>
+      </w:r>
+      <w:r>
+        <w:rPr>
+          <w:rFonts w:eastAsia="Times New Roman" w:cs="Segoe UI"/>
+          <w:kern w:val="0"/>
+          <w14:ligatures w14:val="none"/>
+        </w:rPr>
+        <w:t xml:space="preserve"> restrict magnitude (|score| </w:t>
+      </w:r>
+      <w:r>
+        <w:rPr>
+          <w:rFonts w:eastAsia="Times New Roman" w:cs="Segoe UI"/>
+          <w:kern w:val="0"/>
+          <w14:ligatures w14:val="none"/>
+        </w:rPr>
+        <w:t>&lt;=</w:t>
+      </w:r>
+      <w:r>
+        <w:rPr>
+          <w:rFonts w:eastAsia="Times New Roman" w:cs="Segoe UI"/>
+          <w:kern w:val="0"/>
+          <w14:ligatures w14:val="none"/>
+        </w:rPr>
+        <w:t xml:space="preserve"> 0.30).</w:t>
       </w:r>
     </w:p>
     <w:p>
@@ -2693,25 +2483,7 @@
           <w:kern w:val="0"/>
           <w14:ligatures w14:val="none"/>
         </w:rPr>
-        <w:t xml:space="preserve"> “Volatility,” “uncertainty,” or “mixed signals” </w:t>
-      </w:r>
-      <w:r>
-        <w:rPr>
-          <w:rFonts w:eastAsia="Times New Roman" w:cs="Segoe UI"/>
-          <w:b/>
-          <w:bCs/>
-          <w:kern w:val="0"/>
-          <w14:ligatures w14:val="none"/>
-        </w:rPr>
-        <w:t>without directionality</w:t>
-      </w:r>
-      <w:r>
-        <w:rPr>
-          <w:rFonts w:eastAsia="Times New Roman" w:cs="Segoe UI"/>
-          <w:kern w:val="0"/>
-          <w14:ligatures w14:val="none"/>
-        </w:rPr>
-        <w:t xml:space="preserve"> → score near 0 with Neutral category. </w:t>
+        <w:t>“Volatility,” “uncertainty,” or “mixed signals” without directionality → score near 0 with Neutral category.</w:t>
       </w:r>
     </w:p>
     <w:p>
@@ -2735,89 +2507,7 @@
           <w:kern w:val="0"/>
           <w14:ligatures w14:val="none"/>
         </w:rPr>
-        <w:lastRenderedPageBreak/>
         <w:t>Negative press without financial or operational implication → Neutral.</w:t>
-      </w:r>
-    </w:p>
-    <w:p>
-      <w:pPr>
-        <w:spacing w:line="240" w:lineRule="auto"/>
-        <w:rPr>
-          <w:b/>
-          <w:bCs/>
-          <w:sz w:val="28"/>
-          <w:szCs w:val="28"/>
-        </w:rPr>
-      </w:pPr>
-      <w:r>
-        <w:rPr>
-          <w:b/>
-          <w:bCs/>
-          <w:sz w:val="28"/>
-          <w:szCs w:val="28"/>
-        </w:rPr>
-        <w:t>Final Instruction</w:t>
-      </w:r>
-    </w:p>
-    <w:p>
-      <w:pPr>
-        <w:spacing w:line="240" w:lineRule="auto"/>
-      </w:pPr>
-      <w:r>
-        <w:t xml:space="preserve">Process </w:t>
-      </w:r>
-      <w:r>
-        <w:rPr>
-          <w:b/>
-          <w:bCs/>
-        </w:rPr>
-        <w:t>every row independently</w:t>
-      </w:r>
-      <w:r>
-        <w:t>.</w:t>
-      </w:r>
-      <w:r>
-        <w:br/>
-        <w:t xml:space="preserve">Return </w:t>
-      </w:r>
-      <w:r>
-        <w:rPr>
-          <w:b/>
-          <w:bCs/>
-        </w:rPr>
-        <w:t>only</w:t>
-      </w:r>
-      <w:r>
-        <w:t xml:space="preserve"> a valid CSV with exactly:</w:t>
-      </w:r>
-    </w:p>
-    <w:p>
-      <w:pPr>
-        <w:spacing w:line="240" w:lineRule="auto"/>
-      </w:pPr>
-      <w:r>
-        <w:t xml:space="preserve">date, </w:t>
-      </w:r>
-      <w:proofErr w:type="spellStart"/>
-      <w:r>
-        <w:t>directional_score</w:t>
-      </w:r>
-      <w:proofErr w:type="spellEnd"/>
-      <w:r>
-        <w:t xml:space="preserve">, category, rationale, </w:t>
-      </w:r>
-      <w:proofErr w:type="spellStart"/>
-      <w:r>
-        <w:t>evidence_spans</w:t>
-      </w:r>
-      <w:proofErr w:type="spellEnd"/>
-    </w:p>
-    <w:p>
-      <w:pPr>
-        <w:spacing w:line="240" w:lineRule="auto"/>
-      </w:pPr>
-      <w:r>
-        <w:t>No commentary, no markdown, no code blocks.</w:t>
       </w:r>
     </w:p>
     <w:sectPr>
@@ -2830,6 +2520,56 @@
 </w:document>
 </file>
 
+<file path=word/endnotes.xml><?xml version="1.0" encoding="utf-8"?>
+<w:endnotes xmlns:wpc="http://schemas.microsoft.com/office/word/2010/wordprocessingCanvas" xmlns:cx="http://schemas.microsoft.com/office/drawing/2014/chartex" xmlns:cx1="http://schemas.microsoft.com/office/drawing/2015/9/8/chartex" xmlns:cx2="http://schemas.microsoft.com/office/drawing/2015/10/21/chartex" xmlns:cx3="http://schemas.microsoft.com/office/drawing/2016/5/9/chartex" xmlns:cx4="http://schemas.microsoft.com/office/drawing/2016/5/10/chartex" xmlns:cx5="http://schemas.microsoft.com/office/drawing/2016/5/11/chartex" xmlns:cx6="http://schemas.microsoft.com/office/drawing/2016/5/12/chartex" xmlns:cx7="http://schemas.microsoft.com/office/drawing/2016/5/13/chartex" xmlns:cx8="http://schemas.microsoft.com/office/drawing/2016/5/14/chartex" xmlns:mc="http://schemas.openxmlformats.org/markup-compatibility/2006" xmlns:aink="http://schemas.microsoft.com/office/drawing/2016/ink" xmlns:am3d="http://schemas.microsoft.com/office/drawing/2017/model3d" xmlns:o="urn:schemas-microsoft-com:office:office" xmlns:oel="http://schemas.microsoft.com/office/2019/extlst" xmlns:r="http://schemas.openxmlformats.org/officeDocument/2006/relationships" xmlns:m="http://schemas.openxmlformats.org/officeDocument/2006/math" xmlns:v="urn:schemas-microsoft-com:vml" xmlns:wp14="http://schemas.microsoft.com/office/word/2010/wordprocessingDrawing" xmlns:wp="http://schemas.openxmlformats.org/drawingml/2006/wordprocessingDrawing" xmlns:w10="urn:schemas-microsoft-com:office:word" xmlns:w="http://schemas.openxmlformats.org/wordprocessingml/2006/main" xmlns:w14="http://schemas.microsoft.com/office/word/2010/wordml" xmlns:w15="http://schemas.microsoft.com/office/word/2012/wordml" xmlns:w16cex="http://schemas.microsoft.com/office/word/2018/wordml/cex" xmlns:w16cid="http://schemas.microsoft.com/office/word/2016/wordml/cid" xmlns:w16="http://schemas.microsoft.com/office/word/2018/wordml" xmlns:w16du="http://schemas.microsoft.com/office/word/2023/wordml/word16du" xmlns:w16sdtdh="http://schemas.microsoft.com/office/word/2020/wordml/sdtdatahash" xmlns:w16sdtfl="http://schemas.microsoft.com/office/word/2024/wordml/sdtformatlock" xmlns:w16se="http://schemas.microsoft.com/office/word/2015/wordml/symex" xmlns:wpg="http://schemas.microsoft.com/office/word/2010/wordprocessingGroup" xmlns:wpi="http://schemas.microsoft.com/office/word/2010/wordprocessingInk" xmlns:wne="http://schemas.microsoft.com/office/word/2006/wordml" xmlns:wps="http://schemas.microsoft.com/office/word/2010/wordprocessingShape" mc:Ignorable="w14 w15 w16se w16cid w16 w16cex w16sdtdh w16sdtfl w16du wp14">
+  <w:endnote w:type="separator" w:id="-1">
+    <w:p>
+      <w:pPr>
+        <w:spacing w:after="0" w:line="240" w:lineRule="auto"/>
+      </w:pPr>
+      <w:r>
+        <w:separator/>
+      </w:r>
+    </w:p>
+  </w:endnote>
+  <w:endnote w:type="continuationSeparator" w:id="0">
+    <w:p>
+      <w:pPr>
+        <w:spacing w:after="0" w:line="240" w:lineRule="auto"/>
+      </w:pPr>
+      <w:r>
+        <w:continuationSeparator/>
+      </w:r>
+    </w:p>
+  </w:endnote>
+</w:endnotes>
+</file>
+
+<file path=word/footnotes.xml><?xml version="1.0" encoding="utf-8"?>
+<w:footnotes xmlns:wpc="http://schemas.microsoft.com/office/word/2010/wordprocessingCanvas" xmlns:cx="http://schemas.microsoft.com/office/drawing/2014/chartex" xmlns:cx1="http://schemas.microsoft.com/office/drawing/2015/9/8/chartex" xmlns:cx2="http://schemas.microsoft.com/office/drawing/2015/10/21/chartex" xmlns:cx3="http://schemas.microsoft.com/office/drawing/2016/5/9/chartex" xmlns:cx4="http://schemas.microsoft.com/office/drawing/2016/5/10/chartex" xmlns:cx5="http://schemas.microsoft.com/office/drawing/2016/5/11/chartex" xmlns:cx6="http://schemas.microsoft.com/office/drawing/2016/5/12/chartex" xmlns:cx7="http://schemas.microsoft.com/office/drawing/2016/5/13/chartex" xmlns:cx8="http://schemas.microsoft.com/office/drawing/2016/5/14/chartex" xmlns:mc="http://schemas.openxmlformats.org/markup-compatibility/2006" xmlns:aink="http://schemas.microsoft.com/office/drawing/2016/ink" xmlns:am3d="http://schemas.microsoft.com/office/drawing/2017/model3d" xmlns:o="urn:schemas-microsoft-com:office:office" xmlns:oel="http://schemas.microsoft.com/office/2019/extlst" xmlns:r="http://schemas.openxmlformats.org/officeDocument/2006/relationships" xmlns:m="http://schemas.openxmlformats.org/officeDocument/2006/math" xmlns:v="urn:schemas-microsoft-com:vml" xmlns:wp14="http://schemas.microsoft.com/office/word/2010/wordprocessingDrawing" xmlns:wp="http://schemas.openxmlformats.org/drawingml/2006/wordprocessingDrawing" xmlns:w10="urn:schemas-microsoft-com:office:word" xmlns:w="http://schemas.openxmlformats.org/wordprocessingml/2006/main" xmlns:w14="http://schemas.microsoft.com/office/word/2010/wordml" xmlns:w15="http://schemas.microsoft.com/office/word/2012/wordml" xmlns:w16cex="http://schemas.microsoft.com/office/word/2018/wordml/cex" xmlns:w16cid="http://schemas.microsoft.com/office/word/2016/wordml/cid" xmlns:w16="http://schemas.microsoft.com/office/word/2018/wordml" xmlns:w16du="http://schemas.microsoft.com/office/word/2023/wordml/word16du" xmlns:w16sdtdh="http://schemas.microsoft.com/office/word/2020/wordml/sdtdatahash" xmlns:w16sdtfl="http://schemas.microsoft.com/office/word/2024/wordml/sdtformatlock" xmlns:w16se="http://schemas.microsoft.com/office/word/2015/wordml/symex" xmlns:wpg="http://schemas.microsoft.com/office/word/2010/wordprocessingGroup" xmlns:wpi="http://schemas.microsoft.com/office/word/2010/wordprocessingInk" xmlns:wne="http://schemas.microsoft.com/office/word/2006/wordml" xmlns:wps="http://schemas.microsoft.com/office/word/2010/wordprocessingShape" mc:Ignorable="w14 w15 w16se w16cid w16 w16cex w16sdtdh w16sdtfl w16du wp14">
+  <w:footnote w:type="separator" w:id="-1">
+    <w:p>
+      <w:pPr>
+        <w:spacing w:after="0" w:line="240" w:lineRule="auto"/>
+      </w:pPr>
+      <w:r>
+        <w:separator/>
+      </w:r>
+    </w:p>
+  </w:footnote>
+  <w:footnote w:type="continuationSeparator" w:id="0">
+    <w:p>
+      <w:pPr>
+        <w:spacing w:after="0" w:line="240" w:lineRule="auto"/>
+      </w:pPr>
+      <w:r>
+        <w:continuationSeparator/>
+      </w:r>
+    </w:p>
+  </w:footnote>
+</w:footnotes>
+</file>
+
 <file path=word/numbering.xml><?xml version="1.0" encoding="utf-8"?>
 <w:numbering xmlns:wpc="http://schemas.microsoft.com/office/word/2010/wordprocessingCanvas" xmlns:cx="http://schemas.microsoft.com/office/drawing/2014/chartex" xmlns:cx1="http://schemas.microsoft.com/office/drawing/2015/9/8/chartex" xmlns:cx2="http://schemas.microsoft.com/office/drawing/2015/10/21/chartex" xmlns:cx3="http://schemas.microsoft.com/office/drawing/2016/5/9/chartex" xmlns:cx4="http://schemas.microsoft.com/office/drawing/2016/5/10/chartex" xmlns:cx5="http://schemas.microsoft.com/office/drawing/2016/5/11/chartex" xmlns:cx6="http://schemas.microsoft.com/office/drawing/2016/5/12/chartex" xmlns:cx7="http://schemas.microsoft.com/office/drawing/2016/5/13/chartex" xmlns:cx8="http://schemas.microsoft.com/office/drawing/2016/5/14/chartex" xmlns:mc="http://schemas.openxmlformats.org/markup-compatibility/2006" xmlns:aink="http://schemas.microsoft.com/office/drawing/2016/ink" xmlns:am3d="http://schemas.microsoft.com/office/drawing/2017/model3d" xmlns:o="urn:schemas-microsoft-com:office:office" xmlns:oel="http://schemas.microsoft.com/office/2019/extlst" xmlns:r="http://schemas.openxmlformats.org/officeDocument/2006/relationships" xmlns:m="http://schemas.openxmlformats.org/officeDocument/2006/math" xmlns:v="urn:schemas-microsoft-com:vml" xmlns:wp14="http://schemas.microsoft.com/office/word/2010/wordprocessingDrawing" xmlns:wp="http://schemas.openxmlformats.org/drawingml/2006/wordprocessingDrawing" xmlns:w10="urn:schemas-microsoft-com:office:word" xmlns:w="http://schemas.openxmlformats.org/wordprocessingml/2006/main" xmlns:w14="http://schemas.microsoft.com/office/word/2010/wordml" xmlns:w15="http://schemas.microsoft.com/office/word/2012/wordml" xmlns:w16cex="http://schemas.microsoft.com/office/word/2018/wordml/cex" xmlns:w16cid="http://schemas.microsoft.com/office/word/2016/wordml/cid" xmlns:w16="http://schemas.microsoft.com/office/word/2018/wordml" xmlns:w16du="http://schemas.microsoft.com/office/word/2023/wordml/word16du" xmlns:w16sdtdh="http://schemas.microsoft.com/office/word/2020/wordml/sdtdatahash" xmlns:w16sdtfl="http://schemas.microsoft.com/office/word/2024/wordml/sdtformatlock" xmlns:w16se="http://schemas.microsoft.com/office/word/2015/wordml/symex" xmlns:wpg="http://schemas.microsoft.com/office/word/2010/wordprocessingGroup" xmlns:wpi="http://schemas.microsoft.com/office/word/2010/wordprocessingInk" xmlns:wne="http://schemas.microsoft.com/office/word/2006/wordml" xmlns:wps="http://schemas.microsoft.com/office/word/2010/wordprocessingShape" mc:Ignorable="w14 w15 w16se w16cid w16 w16cex w16sdtdh w16sdtfl w16du wp14">
   <w:abstractNum w:abstractNumId="0" w15:restartNumberingAfterBreak="0">
@@ -3398,6 +3138,119 @@
     </w:lvl>
   </w:abstractNum>
   <w:abstractNum w:abstractNumId="5" w15:restartNumberingAfterBreak="0">
+    <w:nsid w:val="1BF378A4"/>
+    <w:multiLevelType w:val="hybridMultilevel"/>
+    <w:tmpl w:val="12F6B0D8"/>
+    <w:lvl w:ilvl="0" w:tplc="04090001">
+      <w:start w:val="1"/>
+      <w:numFmt w:val="bullet"/>
+      <w:lvlText w:val=""/>
+      <w:lvlJc w:val="left"/>
+      <w:pPr>
+        <w:ind w:left="480" w:hanging="480"/>
+      </w:pPr>
+      <w:rPr>
+        <w:rFonts w:ascii="Wingdings" w:hAnsi="Wingdings" w:hint="default"/>
+      </w:rPr>
+    </w:lvl>
+    <w:lvl w:ilvl="1" w:tplc="04090003" w:tentative="1">
+      <w:start w:val="1"/>
+      <w:numFmt w:val="bullet"/>
+      <w:lvlText w:val=""/>
+      <w:lvlJc w:val="left"/>
+      <w:pPr>
+        <w:ind w:left="960" w:hanging="480"/>
+      </w:pPr>
+      <w:rPr>
+        <w:rFonts w:ascii="Wingdings" w:hAnsi="Wingdings" w:hint="default"/>
+      </w:rPr>
+    </w:lvl>
+    <w:lvl w:ilvl="2" w:tplc="04090005" w:tentative="1">
+      <w:start w:val="1"/>
+      <w:numFmt w:val="bullet"/>
+      <w:lvlText w:val=""/>
+      <w:lvlJc w:val="left"/>
+      <w:pPr>
+        <w:ind w:left="1440" w:hanging="480"/>
+      </w:pPr>
+      <w:rPr>
+        <w:rFonts w:ascii="Wingdings" w:hAnsi="Wingdings" w:hint="default"/>
+      </w:rPr>
+    </w:lvl>
+    <w:lvl w:ilvl="3" w:tplc="04090001" w:tentative="1">
+      <w:start w:val="1"/>
+      <w:numFmt w:val="bullet"/>
+      <w:lvlText w:val=""/>
+      <w:lvlJc w:val="left"/>
+      <w:pPr>
+        <w:ind w:left="1920" w:hanging="480"/>
+      </w:pPr>
+      <w:rPr>
+        <w:rFonts w:ascii="Wingdings" w:hAnsi="Wingdings" w:hint="default"/>
+      </w:rPr>
+    </w:lvl>
+    <w:lvl w:ilvl="4" w:tplc="04090003" w:tentative="1">
+      <w:start w:val="1"/>
+      <w:numFmt w:val="bullet"/>
+      <w:lvlText w:val=""/>
+      <w:lvlJc w:val="left"/>
+      <w:pPr>
+        <w:ind w:left="2400" w:hanging="480"/>
+      </w:pPr>
+      <w:rPr>
+        <w:rFonts w:ascii="Wingdings" w:hAnsi="Wingdings" w:hint="default"/>
+      </w:rPr>
+    </w:lvl>
+    <w:lvl w:ilvl="5" w:tplc="04090005" w:tentative="1">
+      <w:start w:val="1"/>
+      <w:numFmt w:val="bullet"/>
+      <w:lvlText w:val=""/>
+      <w:lvlJc w:val="left"/>
+      <w:pPr>
+        <w:ind w:left="2880" w:hanging="480"/>
+      </w:pPr>
+      <w:rPr>
+        <w:rFonts w:ascii="Wingdings" w:hAnsi="Wingdings" w:hint="default"/>
+      </w:rPr>
+    </w:lvl>
+    <w:lvl w:ilvl="6" w:tplc="04090001" w:tentative="1">
+      <w:start w:val="1"/>
+      <w:numFmt w:val="bullet"/>
+      <w:lvlText w:val=""/>
+      <w:lvlJc w:val="left"/>
+      <w:pPr>
+        <w:ind w:left="3360" w:hanging="480"/>
+      </w:pPr>
+      <w:rPr>
+        <w:rFonts w:ascii="Wingdings" w:hAnsi="Wingdings" w:hint="default"/>
+      </w:rPr>
+    </w:lvl>
+    <w:lvl w:ilvl="7" w:tplc="04090003" w:tentative="1">
+      <w:start w:val="1"/>
+      <w:numFmt w:val="bullet"/>
+      <w:lvlText w:val=""/>
+      <w:lvlJc w:val="left"/>
+      <w:pPr>
+        <w:ind w:left="3840" w:hanging="480"/>
+      </w:pPr>
+      <w:rPr>
+        <w:rFonts w:ascii="Wingdings" w:hAnsi="Wingdings" w:hint="default"/>
+      </w:rPr>
+    </w:lvl>
+    <w:lvl w:ilvl="8" w:tplc="04090005" w:tentative="1">
+      <w:start w:val="1"/>
+      <w:numFmt w:val="bullet"/>
+      <w:lvlText w:val=""/>
+      <w:lvlJc w:val="left"/>
+      <w:pPr>
+        <w:ind w:left="4320" w:hanging="480"/>
+      </w:pPr>
+      <w:rPr>
+        <w:rFonts w:ascii="Wingdings" w:hAnsi="Wingdings" w:hint="default"/>
+      </w:rPr>
+    </w:lvl>
+  </w:abstractNum>
+  <w:abstractNum w:abstractNumId="6" w15:restartNumberingAfterBreak="0">
     <w:nsid w:val="1C1C1088"/>
     <w:multiLevelType w:val="hybridMultilevel"/>
     <w:tmpl w:val="DF4AD76E"/>
@@ -3510,7 +3363,7 @@
       </w:rPr>
     </w:lvl>
   </w:abstractNum>
-  <w:abstractNum w:abstractNumId="6" w15:restartNumberingAfterBreak="0">
+  <w:abstractNum w:abstractNumId="7" w15:restartNumberingAfterBreak="0">
     <w:nsid w:val="20CB56C4"/>
     <w:multiLevelType w:val="hybridMultilevel"/>
     <w:tmpl w:val="D6DE8C30"/>
@@ -3623,7 +3476,7 @@
       </w:rPr>
     </w:lvl>
   </w:abstractNum>
-  <w:abstractNum w:abstractNumId="7" w15:restartNumberingAfterBreak="0">
+  <w:abstractNum w:abstractNumId="8" w15:restartNumberingAfterBreak="0">
     <w:nsid w:val="23261859"/>
     <w:multiLevelType w:val="hybridMultilevel"/>
     <w:tmpl w:val="9FBEE030"/>
@@ -3736,7 +3589,7 @@
       </w:rPr>
     </w:lvl>
   </w:abstractNum>
-  <w:abstractNum w:abstractNumId="8" w15:restartNumberingAfterBreak="0">
+  <w:abstractNum w:abstractNumId="9" w15:restartNumberingAfterBreak="0">
     <w:nsid w:val="23D423BB"/>
     <w:multiLevelType w:val="hybridMultilevel"/>
     <w:tmpl w:val="EE9428B2"/>
@@ -3849,7 +3702,7 @@
       </w:rPr>
     </w:lvl>
   </w:abstractNum>
-  <w:abstractNum w:abstractNumId="9" w15:restartNumberingAfterBreak="0">
+  <w:abstractNum w:abstractNumId="10" w15:restartNumberingAfterBreak="0">
     <w:nsid w:val="240A411B"/>
     <w:multiLevelType w:val="hybridMultilevel"/>
     <w:tmpl w:val="D16CB4FA"/>
@@ -3962,7 +3815,7 @@
       </w:rPr>
     </w:lvl>
   </w:abstractNum>
-  <w:abstractNum w:abstractNumId="10" w15:restartNumberingAfterBreak="0">
+  <w:abstractNum w:abstractNumId="11" w15:restartNumberingAfterBreak="0">
     <w:nsid w:val="2641477B"/>
     <w:multiLevelType w:val="hybridMultilevel"/>
     <w:tmpl w:val="FA7639B4"/>
@@ -4075,7 +3928,7 @@
       </w:rPr>
     </w:lvl>
   </w:abstractNum>
-  <w:abstractNum w:abstractNumId="11" w15:restartNumberingAfterBreak="0">
+  <w:abstractNum w:abstractNumId="12" w15:restartNumberingAfterBreak="0">
     <w:nsid w:val="2DB11A2A"/>
     <w:multiLevelType w:val="hybridMultilevel"/>
     <w:tmpl w:val="DB443AAA"/>
@@ -4188,7 +4041,7 @@
       </w:rPr>
     </w:lvl>
   </w:abstractNum>
-  <w:abstractNum w:abstractNumId="12" w15:restartNumberingAfterBreak="0">
+  <w:abstractNum w:abstractNumId="13" w15:restartNumberingAfterBreak="0">
     <w:nsid w:val="2E26178B"/>
     <w:multiLevelType w:val="hybridMultilevel"/>
     <w:tmpl w:val="CC2893FC"/>
@@ -4301,7 +4154,7 @@
       </w:rPr>
     </w:lvl>
   </w:abstractNum>
-  <w:abstractNum w:abstractNumId="13" w15:restartNumberingAfterBreak="0">
+  <w:abstractNum w:abstractNumId="14" w15:restartNumberingAfterBreak="0">
     <w:nsid w:val="31251666"/>
     <w:multiLevelType w:val="hybridMultilevel"/>
     <w:tmpl w:val="9A42765A"/>
@@ -4414,7 +4267,7 @@
       </w:rPr>
     </w:lvl>
   </w:abstractNum>
-  <w:abstractNum w:abstractNumId="14" w15:restartNumberingAfterBreak="0">
+  <w:abstractNum w:abstractNumId="15" w15:restartNumberingAfterBreak="0">
     <w:nsid w:val="325B0DDB"/>
     <w:multiLevelType w:val="hybridMultilevel"/>
     <w:tmpl w:val="1C80B91C"/>
@@ -4526,7 +4379,7 @@
       </w:rPr>
     </w:lvl>
   </w:abstractNum>
-  <w:abstractNum w:abstractNumId="15" w15:restartNumberingAfterBreak="0">
+  <w:abstractNum w:abstractNumId="16" w15:restartNumberingAfterBreak="0">
     <w:nsid w:val="3FD80B95"/>
     <w:multiLevelType w:val="hybridMultilevel"/>
     <w:tmpl w:val="FD1A9AE0"/>
@@ -4639,7 +4492,7 @@
       </w:rPr>
     </w:lvl>
   </w:abstractNum>
-  <w:abstractNum w:abstractNumId="16" w15:restartNumberingAfterBreak="0">
+  <w:abstractNum w:abstractNumId="17" w15:restartNumberingAfterBreak="0">
     <w:nsid w:val="45EA5F8B"/>
     <w:multiLevelType w:val="hybridMultilevel"/>
     <w:tmpl w:val="4636E916"/>
@@ -4752,7 +4605,7 @@
       </w:rPr>
     </w:lvl>
   </w:abstractNum>
-  <w:abstractNum w:abstractNumId="17" w15:restartNumberingAfterBreak="0">
+  <w:abstractNum w:abstractNumId="18" w15:restartNumberingAfterBreak="0">
     <w:nsid w:val="46266AA7"/>
     <w:multiLevelType w:val="hybridMultilevel"/>
     <w:tmpl w:val="CCBAA1BA"/>
@@ -4865,7 +4718,7 @@
       </w:rPr>
     </w:lvl>
   </w:abstractNum>
-  <w:abstractNum w:abstractNumId="18" w15:restartNumberingAfterBreak="0">
+  <w:abstractNum w:abstractNumId="19" w15:restartNumberingAfterBreak="0">
     <w:nsid w:val="4C8C57FF"/>
     <w:multiLevelType w:val="hybridMultilevel"/>
     <w:tmpl w:val="179AF26C"/>
@@ -4978,7 +4831,7 @@
       </w:rPr>
     </w:lvl>
   </w:abstractNum>
-  <w:abstractNum w:abstractNumId="19" w15:restartNumberingAfterBreak="0">
+  <w:abstractNum w:abstractNumId="20" w15:restartNumberingAfterBreak="0">
     <w:nsid w:val="4F3A225D"/>
     <w:multiLevelType w:val="hybridMultilevel"/>
     <w:tmpl w:val="24C87CF2"/>
@@ -5091,7 +4944,7 @@
       </w:rPr>
     </w:lvl>
   </w:abstractNum>
-  <w:abstractNum w:abstractNumId="20" w15:restartNumberingAfterBreak="0">
+  <w:abstractNum w:abstractNumId="21" w15:restartNumberingAfterBreak="0">
     <w:nsid w:val="4FBD3F50"/>
     <w:multiLevelType w:val="hybridMultilevel"/>
     <w:tmpl w:val="2A1CDA18"/>
@@ -5204,7 +5057,7 @@
       </w:rPr>
     </w:lvl>
   </w:abstractNum>
-  <w:abstractNum w:abstractNumId="21" w15:restartNumberingAfterBreak="0">
+  <w:abstractNum w:abstractNumId="22" w15:restartNumberingAfterBreak="0">
     <w:nsid w:val="52B529AB"/>
     <w:multiLevelType w:val="hybridMultilevel"/>
     <w:tmpl w:val="2AC05550"/>
@@ -5317,7 +5170,7 @@
       </w:rPr>
     </w:lvl>
   </w:abstractNum>
-  <w:abstractNum w:abstractNumId="22" w15:restartNumberingAfterBreak="0">
+  <w:abstractNum w:abstractNumId="23" w15:restartNumberingAfterBreak="0">
     <w:nsid w:val="53401579"/>
     <w:multiLevelType w:val="hybridMultilevel"/>
     <w:tmpl w:val="E924B28C"/>
@@ -5430,7 +5283,7 @@
       </w:rPr>
     </w:lvl>
   </w:abstractNum>
-  <w:abstractNum w:abstractNumId="23" w15:restartNumberingAfterBreak="0">
+  <w:abstractNum w:abstractNumId="24" w15:restartNumberingAfterBreak="0">
     <w:nsid w:val="59972CA6"/>
     <w:multiLevelType w:val="hybridMultilevel"/>
     <w:tmpl w:val="28BC1D52"/>
@@ -5516,7 +5369,7 @@
       </w:pPr>
     </w:lvl>
   </w:abstractNum>
-  <w:abstractNum w:abstractNumId="24" w15:restartNumberingAfterBreak="0">
+  <w:abstractNum w:abstractNumId="25" w15:restartNumberingAfterBreak="0">
     <w:nsid w:val="5AA07773"/>
     <w:multiLevelType w:val="hybridMultilevel"/>
     <w:tmpl w:val="B5D64068"/>
@@ -5629,7 +5482,7 @@
       </w:rPr>
     </w:lvl>
   </w:abstractNum>
-  <w:abstractNum w:abstractNumId="25" w15:restartNumberingAfterBreak="0">
+  <w:abstractNum w:abstractNumId="26" w15:restartNumberingAfterBreak="0">
     <w:nsid w:val="71BC7DCB"/>
     <w:multiLevelType w:val="hybridMultilevel"/>
     <w:tmpl w:val="3030FD1C"/>
@@ -5742,68 +5595,181 @@
       </w:rPr>
     </w:lvl>
   </w:abstractNum>
+  <w:abstractNum w:abstractNumId="27" w15:restartNumberingAfterBreak="0">
+    <w:nsid w:val="7E6F3359"/>
+    <w:multiLevelType w:val="hybridMultilevel"/>
+    <w:tmpl w:val="3AC050FA"/>
+    <w:lvl w:ilvl="0" w:tplc="04090001">
+      <w:start w:val="1"/>
+      <w:numFmt w:val="bullet"/>
+      <w:lvlText w:val=""/>
+      <w:lvlJc w:val="left"/>
+      <w:pPr>
+        <w:ind w:left="480" w:hanging="480"/>
+      </w:pPr>
+      <w:rPr>
+        <w:rFonts w:ascii="Wingdings" w:hAnsi="Wingdings" w:hint="default"/>
+      </w:rPr>
+    </w:lvl>
+    <w:lvl w:ilvl="1" w:tplc="04090003" w:tentative="1">
+      <w:start w:val="1"/>
+      <w:numFmt w:val="bullet"/>
+      <w:lvlText w:val=""/>
+      <w:lvlJc w:val="left"/>
+      <w:pPr>
+        <w:ind w:left="960" w:hanging="480"/>
+      </w:pPr>
+      <w:rPr>
+        <w:rFonts w:ascii="Wingdings" w:hAnsi="Wingdings" w:hint="default"/>
+      </w:rPr>
+    </w:lvl>
+    <w:lvl w:ilvl="2" w:tplc="04090005" w:tentative="1">
+      <w:start w:val="1"/>
+      <w:numFmt w:val="bullet"/>
+      <w:lvlText w:val=""/>
+      <w:lvlJc w:val="left"/>
+      <w:pPr>
+        <w:ind w:left="1440" w:hanging="480"/>
+      </w:pPr>
+      <w:rPr>
+        <w:rFonts w:ascii="Wingdings" w:hAnsi="Wingdings" w:hint="default"/>
+      </w:rPr>
+    </w:lvl>
+    <w:lvl w:ilvl="3" w:tplc="04090001" w:tentative="1">
+      <w:start w:val="1"/>
+      <w:numFmt w:val="bullet"/>
+      <w:lvlText w:val=""/>
+      <w:lvlJc w:val="left"/>
+      <w:pPr>
+        <w:ind w:left="1920" w:hanging="480"/>
+      </w:pPr>
+      <w:rPr>
+        <w:rFonts w:ascii="Wingdings" w:hAnsi="Wingdings" w:hint="default"/>
+      </w:rPr>
+    </w:lvl>
+    <w:lvl w:ilvl="4" w:tplc="04090003" w:tentative="1">
+      <w:start w:val="1"/>
+      <w:numFmt w:val="bullet"/>
+      <w:lvlText w:val=""/>
+      <w:lvlJc w:val="left"/>
+      <w:pPr>
+        <w:ind w:left="2400" w:hanging="480"/>
+      </w:pPr>
+      <w:rPr>
+        <w:rFonts w:ascii="Wingdings" w:hAnsi="Wingdings" w:hint="default"/>
+      </w:rPr>
+    </w:lvl>
+    <w:lvl w:ilvl="5" w:tplc="04090005" w:tentative="1">
+      <w:start w:val="1"/>
+      <w:numFmt w:val="bullet"/>
+      <w:lvlText w:val=""/>
+      <w:lvlJc w:val="left"/>
+      <w:pPr>
+        <w:ind w:left="2880" w:hanging="480"/>
+      </w:pPr>
+      <w:rPr>
+        <w:rFonts w:ascii="Wingdings" w:hAnsi="Wingdings" w:hint="default"/>
+      </w:rPr>
+    </w:lvl>
+    <w:lvl w:ilvl="6" w:tplc="04090001" w:tentative="1">
+      <w:start w:val="1"/>
+      <w:numFmt w:val="bullet"/>
+      <w:lvlText w:val=""/>
+      <w:lvlJc w:val="left"/>
+      <w:pPr>
+        <w:ind w:left="3360" w:hanging="480"/>
+      </w:pPr>
+      <w:rPr>
+        <w:rFonts w:ascii="Wingdings" w:hAnsi="Wingdings" w:hint="default"/>
+      </w:rPr>
+    </w:lvl>
+    <w:lvl w:ilvl="7" w:tplc="04090003" w:tentative="1">
+      <w:start w:val="1"/>
+      <w:numFmt w:val="bullet"/>
+      <w:lvlText w:val=""/>
+      <w:lvlJc w:val="left"/>
+      <w:pPr>
+        <w:ind w:left="3840" w:hanging="480"/>
+      </w:pPr>
+      <w:rPr>
+        <w:rFonts w:ascii="Wingdings" w:hAnsi="Wingdings" w:hint="default"/>
+      </w:rPr>
+    </w:lvl>
+    <w:lvl w:ilvl="8" w:tplc="04090005" w:tentative="1">
+      <w:start w:val="1"/>
+      <w:numFmt w:val="bullet"/>
+      <w:lvlText w:val=""/>
+      <w:lvlJc w:val="left"/>
+      <w:pPr>
+        <w:ind w:left="4320" w:hanging="480"/>
+      </w:pPr>
+      <w:rPr>
+        <w:rFonts w:ascii="Wingdings" w:hAnsi="Wingdings" w:hint="default"/>
+      </w:rPr>
+    </w:lvl>
+  </w:abstractNum>
   <w:num w:numId="1" w16cid:durableId="2033607633">
-    <w:abstractNumId w:val="9"/>
+    <w:abstractNumId w:val="10"/>
   </w:num>
   <w:num w:numId="2" w16cid:durableId="1034500834">
+    <w:abstractNumId w:val="12"/>
+  </w:num>
+  <w:num w:numId="3" w16cid:durableId="1556891636">
+    <w:abstractNumId w:val="14"/>
+  </w:num>
+  <w:num w:numId="4" w16cid:durableId="607085495">
+    <w:abstractNumId w:val="15"/>
+  </w:num>
+  <w:num w:numId="5" w16cid:durableId="2051762994">
     <w:abstractNumId w:val="11"/>
   </w:num>
-  <w:num w:numId="3" w16cid:durableId="1556891636">
-    <w:abstractNumId w:val="13"/>
-  </w:num>
-  <w:num w:numId="4" w16cid:durableId="607085495">
-    <w:abstractNumId w:val="14"/>
-  </w:num>
-  <w:num w:numId="5" w16cid:durableId="2051762994">
-    <w:abstractNumId w:val="10"/>
-  </w:num>
   <w:num w:numId="6" w16cid:durableId="511795481">
-    <w:abstractNumId w:val="23"/>
+    <w:abstractNumId w:val="24"/>
   </w:num>
   <w:num w:numId="7" w16cid:durableId="115032725">
+    <w:abstractNumId w:val="7"/>
+  </w:num>
+  <w:num w:numId="8" w16cid:durableId="928395278">
+    <w:abstractNumId w:val="21"/>
+  </w:num>
+  <w:num w:numId="9" w16cid:durableId="967975849">
+    <w:abstractNumId w:val="19"/>
+  </w:num>
+  <w:num w:numId="10" w16cid:durableId="1425416117">
     <w:abstractNumId w:val="6"/>
   </w:num>
-  <w:num w:numId="8" w16cid:durableId="928395278">
+  <w:num w:numId="11" w16cid:durableId="1805199689">
+    <w:abstractNumId w:val="8"/>
+  </w:num>
+  <w:num w:numId="12" w16cid:durableId="647126021">
+    <w:abstractNumId w:val="26"/>
+  </w:num>
+  <w:num w:numId="13" w16cid:durableId="1822770559">
     <w:abstractNumId w:val="20"/>
   </w:num>
-  <w:num w:numId="9" w16cid:durableId="967975849">
-    <w:abstractNumId w:val="18"/>
-  </w:num>
-  <w:num w:numId="10" w16cid:durableId="1425416117">
-    <w:abstractNumId w:val="5"/>
-  </w:num>
-  <w:num w:numId="11" w16cid:durableId="1805199689">
-    <w:abstractNumId w:val="7"/>
-  </w:num>
-  <w:num w:numId="12" w16cid:durableId="647126021">
-    <w:abstractNumId w:val="25"/>
-  </w:num>
-  <w:num w:numId="13" w16cid:durableId="1822770559">
-    <w:abstractNumId w:val="19"/>
-  </w:num>
   <w:num w:numId="14" w16cid:durableId="1738549716">
-    <w:abstractNumId w:val="21"/>
+    <w:abstractNumId w:val="22"/>
   </w:num>
   <w:num w:numId="15" w16cid:durableId="1307392173">
     <w:abstractNumId w:val="4"/>
   </w:num>
   <w:num w:numId="16" w16cid:durableId="1079598374">
-    <w:abstractNumId w:val="16"/>
+    <w:abstractNumId w:val="17"/>
   </w:num>
   <w:num w:numId="17" w16cid:durableId="1326595504">
-    <w:abstractNumId w:val="22"/>
+    <w:abstractNumId w:val="23"/>
   </w:num>
   <w:num w:numId="18" w16cid:durableId="1986859857">
-    <w:abstractNumId w:val="17"/>
+    <w:abstractNumId w:val="18"/>
   </w:num>
   <w:num w:numId="19" w16cid:durableId="1934589590">
     <w:abstractNumId w:val="0"/>
   </w:num>
   <w:num w:numId="20" w16cid:durableId="1360356003">
-    <w:abstractNumId w:val="24"/>
+    <w:abstractNumId w:val="25"/>
   </w:num>
   <w:num w:numId="21" w16cid:durableId="1048796177">
-    <w:abstractNumId w:val="15"/>
+    <w:abstractNumId w:val="16"/>
   </w:num>
   <w:num w:numId="22" w16cid:durableId="965159014">
     <w:abstractNumId w:val="1"/>
@@ -5812,13 +5778,19 @@
     <w:abstractNumId w:val="2"/>
   </w:num>
   <w:num w:numId="24" w16cid:durableId="407531925">
-    <w:abstractNumId w:val="8"/>
+    <w:abstractNumId w:val="9"/>
   </w:num>
   <w:num w:numId="25" w16cid:durableId="371269097">
-    <w:abstractNumId w:val="12"/>
+    <w:abstractNumId w:val="13"/>
   </w:num>
   <w:num w:numId="26" w16cid:durableId="2172743">
     <w:abstractNumId w:val="3"/>
+  </w:num>
+  <w:num w:numId="27" w16cid:durableId="309095868">
+    <w:abstractNumId w:val="5"/>
+  </w:num>
+  <w:num w:numId="28" w16cid:durableId="379596869">
+    <w:abstractNumId w:val="27"/>
   </w:num>
 </w:numbering>
 </file>
@@ -6254,7 +6226,6 @@
     <w:next w:val="Normal"/>
     <w:link w:val="Heading2Char"/>
     <w:uiPriority w:val="9"/>
-    <w:semiHidden/>
     <w:unhideWhenUsed/>
     <w:qFormat/>
     <w:rsid w:val="004E018E"/>
@@ -6277,7 +6248,6 @@
     <w:next w:val="Normal"/>
     <w:link w:val="Heading3Char"/>
     <w:uiPriority w:val="9"/>
-    <w:semiHidden/>
     <w:unhideWhenUsed/>
     <w:qFormat/>
     <w:rsid w:val="004E018E"/>
@@ -6300,7 +6270,6 @@
     <w:next w:val="Normal"/>
     <w:link w:val="Heading4Char"/>
     <w:uiPriority w:val="9"/>
-    <w:semiHidden/>
     <w:unhideWhenUsed/>
     <w:qFormat/>
     <w:rsid w:val="004E018E"/>
@@ -6428,6 +6397,7 @@
   <w:style w:type="character" w:default="1" w:styleId="DefaultParagraphFont">
     <w:name w:val="Default Paragraph Font"/>
     <w:uiPriority w:val="1"/>
+    <w:semiHidden/>
     <w:unhideWhenUsed/>
   </w:style>
   <w:style w:type="table" w:default="1" w:styleId="TableNormal">
@@ -6469,7 +6439,6 @@
     <w:basedOn w:val="DefaultParagraphFont"/>
     <w:link w:val="Heading2"/>
     <w:uiPriority w:val="9"/>
-    <w:semiHidden/>
     <w:rsid w:val="004E018E"/>
     <w:rPr>
       <w:rFonts w:asciiTheme="majorHAnsi" w:eastAsiaTheme="majorEastAsia" w:hAnsiTheme="majorHAnsi" w:cstheme="majorBidi"/>
@@ -6483,7 +6452,6 @@
     <w:basedOn w:val="DefaultParagraphFont"/>
     <w:link w:val="Heading3"/>
     <w:uiPriority w:val="9"/>
-    <w:semiHidden/>
     <w:rsid w:val="004E018E"/>
     <w:rPr>
       <w:rFonts w:eastAsiaTheme="majorEastAsia" w:cstheme="majorBidi"/>
@@ -6497,7 +6465,6 @@
     <w:basedOn w:val="DefaultParagraphFont"/>
     <w:link w:val="Heading4"/>
     <w:uiPriority w:val="9"/>
-    <w:semiHidden/>
     <w:rsid w:val="004E018E"/>
     <w:rPr>
       <w:rFonts w:eastAsiaTheme="majorEastAsia" w:cstheme="majorBidi"/>
@@ -6759,6 +6726,85 @@
     <w:rsid w:val="00365865"/>
     <w:rPr>
       <w:rFonts w:ascii="Courier New" w:eastAsia="Times New Roman" w:hAnsi="Courier New" w:cs="Courier New"/>
+      <w:sz w:val="20"/>
+      <w:szCs w:val="20"/>
+    </w:rPr>
+  </w:style>
+  <w:style w:type="table" w:styleId="TableGrid">
+    <w:name w:val="Table Grid"/>
+    <w:basedOn w:val="TableNormal"/>
+    <w:uiPriority w:val="39"/>
+    <w:rsid w:val="009004BD"/>
+    <w:pPr>
+      <w:spacing w:after="0" w:line="240" w:lineRule="auto"/>
+    </w:pPr>
+    <w:tblPr>
+      <w:tblBorders>
+        <w:top w:val="single" w:sz="4" w:space="0" w:color="auto"/>
+        <w:left w:val="single" w:sz="4" w:space="0" w:color="auto"/>
+        <w:bottom w:val="single" w:sz="4" w:space="0" w:color="auto"/>
+        <w:right w:val="single" w:sz="4" w:space="0" w:color="auto"/>
+        <w:insideH w:val="single" w:sz="4" w:space="0" w:color="auto"/>
+        <w:insideV w:val="single" w:sz="4" w:space="0" w:color="auto"/>
+      </w:tblBorders>
+    </w:tblPr>
+  </w:style>
+  <w:style w:type="paragraph" w:styleId="Header">
+    <w:name w:val="header"/>
+    <w:basedOn w:val="Normal"/>
+    <w:link w:val="HeaderChar"/>
+    <w:uiPriority w:val="99"/>
+    <w:unhideWhenUsed/>
+    <w:rsid w:val="003F331D"/>
+    <w:pPr>
+      <w:tabs>
+        <w:tab w:val="center" w:pos="4153"/>
+        <w:tab w:val="right" w:pos="8306"/>
+      </w:tabs>
+      <w:snapToGrid w:val="0"/>
+    </w:pPr>
+    <w:rPr>
+      <w:sz w:val="20"/>
+      <w:szCs w:val="20"/>
+    </w:rPr>
+  </w:style>
+  <w:style w:type="character" w:customStyle="1" w:styleId="HeaderChar">
+    <w:name w:val="Header Char"/>
+    <w:basedOn w:val="DefaultParagraphFont"/>
+    <w:link w:val="Header"/>
+    <w:uiPriority w:val="99"/>
+    <w:rsid w:val="003F331D"/>
+    <w:rPr>
+      <w:sz w:val="20"/>
+      <w:szCs w:val="20"/>
+    </w:rPr>
+  </w:style>
+  <w:style w:type="paragraph" w:styleId="Footer">
+    <w:name w:val="footer"/>
+    <w:basedOn w:val="Normal"/>
+    <w:link w:val="FooterChar"/>
+    <w:uiPriority w:val="99"/>
+    <w:unhideWhenUsed/>
+    <w:rsid w:val="003F331D"/>
+    <w:pPr>
+      <w:tabs>
+        <w:tab w:val="center" w:pos="4153"/>
+        <w:tab w:val="right" w:pos="8306"/>
+      </w:tabs>
+      <w:snapToGrid w:val="0"/>
+    </w:pPr>
+    <w:rPr>
+      <w:sz w:val="20"/>
+      <w:szCs w:val="20"/>
+    </w:rPr>
+  </w:style>
+  <w:style w:type="character" w:customStyle="1" w:styleId="FooterChar">
+    <w:name w:val="Footer Char"/>
+    <w:basedOn w:val="DefaultParagraphFont"/>
+    <w:link w:val="Footer"/>
+    <w:uiPriority w:val="99"/>
+    <w:rsid w:val="003F331D"/>
+    <w:rPr>
       <w:sz w:val="20"/>
       <w:szCs w:val="20"/>
     </w:rPr>
